--- a/Casos de Uso/CU-07-Bandeja_Jefaturas.docx
+++ b/Casos de Uso/CU-07-Bandeja_Jefaturas.docx
@@ -47,7 +47,7 @@
           <w:szCs w:val="36"/>
           <w:lang w:val="es-ES"/>
         </w:rPr>
-        <w:t xml:space="preserve">CU-07-Bandeja Jefaturas</w:t>
+        <w:t>CU-07-Bandeja Jefaturas</w:t>
       </w:r>
     </w:p>
     <w:p>
@@ -354,7 +354,7 @@
                 <w:noProof/>
                 <w:lang w:val="es-GT"/>
               </w:rPr>
-              <w:t xml:space="preserve">grupo 1 Análisis de Sistemas 2</w:t>
+              <w:t>grupo 1 Análisis de Sistemas 2</w:t>
             </w:r>
           </w:p>
         </w:tc>
@@ -379,7 +379,7 @@
                 <w:noProof/>
                 <w:lang w:val="es-GT"/>
               </w:rPr>
-              <w:t xml:space="preserve">06/10/2026</w:t>
+              <w:t>06/10/2026</w:t>
             </w:r>
           </w:p>
         </w:tc>
@@ -404,7 +404,7 @@
                 <w:noProof/>
                 <w:lang w:val="es-GT"/>
               </w:rPr>
-              <w:t xml:space="preserve">Creación del documento</w:t>
+              <w:t>Creación del documento</w:t>
             </w:r>
           </w:p>
         </w:tc>
@@ -430,7 +430,7 @@
                 <w:noProof/>
                 <w:lang w:val="es-GT"/>
               </w:rPr>
-              <w:t xml:space="preserve">1.0</w:t>
+              <w:t>1.0</w:t>
             </w:r>
           </w:p>
         </w:tc>
@@ -921,7 +921,25 @@
           <w:szCs w:val="20"/>
           <w:lang w:val="es-ES_tradnl"/>
         </w:rPr>
-        <w:t xml:space="preserve">Permitir que el Jefe de Departamento revise los casos aprobados por el Supervisor y firme el oficio de resolución, cerrando formalmente el ciclo de atención del caso, o los devuelva a Supervisión cuando corresponda.</w:t>
+        <w:t xml:space="preserve">Permitir que el </w:t>
+      </w:r>
+      <w:proofErr w:type="gramStart"/>
+      <w:r>
+        <w:rPr>
+          <w:sz w:val="20"/>
+          <w:szCs w:val="20"/>
+          <w:lang w:val="es-ES_tradnl"/>
+        </w:rPr>
+        <w:t>Jefe</w:t>
+      </w:r>
+      <w:proofErr w:type="gramEnd"/>
+      <w:r>
+        <w:rPr>
+          <w:sz w:val="20"/>
+          <w:szCs w:val="20"/>
+          <w:lang w:val="es-ES_tradnl"/>
+        </w:rPr>
+        <w:t xml:space="preserve"> de Departamento revise los casos aprobados por el Supervisor y firme el oficio de resolución, cerrando formalmente el ciclo de atención del caso, o los devuelva a Supervisión cuando corresponda.</w:t>
       </w:r>
     </w:p>
     <w:p>
@@ -994,7 +1012,7 @@
           <w:szCs w:val="20"/>
           <w:lang w:val="es-ES_tradnl"/>
         </w:rPr>
-        <w:t xml:space="preserve">Sistema web</w:t>
+        <w:t>Sistema web</w:t>
       </w:r>
     </w:p>
     <w:p>
@@ -1015,7 +1033,25 @@
           <w:szCs w:val="20"/>
           <w:lang w:val="es-ES_tradnl"/>
         </w:rPr>
-        <w:t xml:space="preserve">Usuario empleado municipal con rol de Jefe de Departamento</w:t>
+        <w:t xml:space="preserve">Usuario empleado municipal con rol de </w:t>
+      </w:r>
+      <w:proofErr w:type="gramStart"/>
+      <w:r>
+        <w:rPr>
+          <w:sz w:val="20"/>
+          <w:szCs w:val="20"/>
+          <w:lang w:val="es-ES_tradnl"/>
+        </w:rPr>
+        <w:t>Jefe</w:t>
+      </w:r>
+      <w:proofErr w:type="gramEnd"/>
+      <w:r>
+        <w:rPr>
+          <w:sz w:val="20"/>
+          <w:szCs w:val="20"/>
+          <w:lang w:val="es-ES_tradnl"/>
+        </w:rPr>
+        <w:t xml:space="preserve"> de Departamento</w:t>
       </w:r>
     </w:p>
     <w:p>
@@ -1058,7 +1094,7 @@
           <w:szCs w:val="20"/>
           <w:lang w:val="es-ES_tradnl"/>
         </w:rPr>
-        <w:t xml:space="preserve">Que el sistema web se encuentre disponible.</w:t>
+        <w:t>Que el sistema web se encuentre disponible.</w:t>
       </w:r>
     </w:p>
     <w:p>
@@ -1079,7 +1115,7 @@
           <w:szCs w:val="20"/>
           <w:lang w:val="es-ES_tradnl"/>
         </w:rPr>
-        <w:t xml:space="preserve">Que existan casos en estado Pendiente de Firma en el departamento de la Jefatura.</w:t>
+        <w:t>Que existan casos en estado Pendiente de Firma en el departamento de la Jefatura.</w:t>
       </w:r>
     </w:p>
     <w:p>
@@ -1140,7 +1176,7 @@
           <w:szCs w:val="20"/>
           <w:lang w:val="es-ES_tradnl"/>
         </w:rPr>
-        <w:t xml:space="preserve">Ver CU01</w:t>
+        <w:t>Ver CU01</w:t>
       </w:r>
     </w:p>
     <w:p>
@@ -1161,7 +1197,7 @@
           <w:szCs w:val="20"/>
           <w:lang w:val="es-ES_tradnl"/>
         </w:rPr>
-        <w:t xml:space="preserve">El sistema muestra la bandeja principal con los siguientes menús.</w:t>
+        <w:t>El sistema muestra la bandeja principal con los siguientes menús.</w:t>
       </w:r>
     </w:p>
     <w:p>
@@ -1182,7 +1218,7 @@
           <w:szCs w:val="20"/>
           <w:lang w:val="es-ES_tradnl"/>
         </w:rPr>
-        <w:t xml:space="preserve">Casos Pendientes de Firma</w:t>
+        <w:t>Casos Pendientes de Firma</w:t>
       </w:r>
     </w:p>
     <w:p>
@@ -1213,7 +1249,17 @@
           <w:szCs w:val="20"/>
           <w:lang w:val="es-ES_tradnl"/>
         </w:rPr>
-        <w:t xml:space="preserve">Ver CU12</w:t>
+        <w:t>Ver CU1</w:t>
+      </w:r>
+      <w:r>
+        <w:rPr>
+          <w:b/>
+          <w:bCs/>
+          <w:sz w:val="20"/>
+          <w:szCs w:val="20"/>
+          <w:lang w:val="es-ES_tradnl"/>
+        </w:rPr>
+        <w:t>1</w:t>
       </w:r>
     </w:p>
     <w:p>
@@ -1244,7 +1290,7 @@
           <w:szCs w:val="20"/>
           <w:lang w:val="es-ES_tradnl"/>
         </w:rPr>
-        <w:t xml:space="preserve">FA09</w:t>
+        <w:t>FA09</w:t>
       </w:r>
     </w:p>
     <w:p>
@@ -1275,7 +1321,17 @@
           <w:szCs w:val="20"/>
           <w:lang w:val="es-ES_tradnl"/>
         </w:rPr>
-        <w:t xml:space="preserve">Ver CU14</w:t>
+        <w:t>Ver CU1</w:t>
+      </w:r>
+      <w:r>
+        <w:rPr>
+          <w:b/>
+          <w:bCs/>
+          <w:sz w:val="20"/>
+          <w:szCs w:val="20"/>
+          <w:lang w:val="es-ES_tradnl"/>
+        </w:rPr>
+        <w:t>3</w:t>
       </w:r>
     </w:p>
     <w:p>
@@ -1306,7 +1362,7 @@
           <w:szCs w:val="20"/>
           <w:lang w:val="es-ES_tradnl"/>
         </w:rPr>
-        <w:t xml:space="preserve">FA01</w:t>
+        <w:t>FA01</w:t>
       </w:r>
     </w:p>
     <w:p>
@@ -1327,7 +1383,7 @@
           <w:szCs w:val="20"/>
           <w:lang w:val="es-ES_tradnl"/>
         </w:rPr>
-        <w:t xml:space="preserve">El usuario selecciona el menú “Casos Pendientes de Firma”.</w:t>
+        <w:t>El usuario selecciona el menú “Casos Pendientes de Firma”.</w:t>
       </w:r>
     </w:p>
     <w:p>
@@ -1358,7 +1414,7 @@
           <w:szCs w:val="20"/>
           <w:lang w:val="es-ES_tradnl"/>
         </w:rPr>
-        <w:t xml:space="preserve">RN24, FA02</w:t>
+        <w:t>RN24, FA02</w:t>
       </w:r>
     </w:p>
     <w:p>
@@ -1379,7 +1435,7 @@
           <w:szCs w:val="20"/>
           <w:lang w:val="es-ES_tradnl"/>
         </w:rPr>
-        <w:t xml:space="preserve">El sistema muestra los siguientes botones.</w:t>
+        <w:t>El sistema muestra los siguientes botones.</w:t>
       </w:r>
     </w:p>
     <w:p>
@@ -1410,7 +1466,7 @@
           <w:szCs w:val="20"/>
           <w:lang w:val="es-ES_tradnl"/>
         </w:rPr>
-        <w:t xml:space="preserve">FA03</w:t>
+        <w:t>FA03</w:t>
       </w:r>
     </w:p>
     <w:p>
@@ -1441,7 +1497,7 @@
           <w:szCs w:val="20"/>
           <w:lang w:val="es-ES_tradnl"/>
         </w:rPr>
-        <w:t xml:space="preserve">FA04</w:t>
+        <w:t>FA04</w:t>
       </w:r>
     </w:p>
     <w:p>
@@ -1462,7 +1518,7 @@
           <w:szCs w:val="20"/>
           <w:lang w:val="es-ES_tradnl"/>
         </w:rPr>
-        <w:t xml:space="preserve">El usuario selecciona el caso con el botón “Ver detalle”.</w:t>
+        <w:t>El usuario selecciona el caso con el botón “Ver detalle”.</w:t>
       </w:r>
     </w:p>
     <w:p>
@@ -1493,7 +1549,7 @@
           <w:szCs w:val="20"/>
           <w:lang w:val="es-ES_tradnl"/>
         </w:rPr>
-        <w:t xml:space="preserve">RN25</w:t>
+        <w:t>RN25</w:t>
       </w:r>
     </w:p>
     <w:p>
@@ -1514,7 +1570,7 @@
           <w:szCs w:val="20"/>
           <w:lang w:val="es-ES_tradnl"/>
         </w:rPr>
-        <w:t xml:space="preserve">El sistema muestra los siguientes botones.</w:t>
+        <w:t>El sistema muestra los siguientes botones.</w:t>
       </w:r>
     </w:p>
     <w:p>
@@ -1535,7 +1591,7 @@
           <w:szCs w:val="20"/>
           <w:lang w:val="es-ES_tradnl"/>
         </w:rPr>
-        <w:t xml:space="preserve">Firmar Oficio</w:t>
+        <w:t>Firmar Oficio</w:t>
       </w:r>
     </w:p>
     <w:p>
@@ -1566,7 +1622,7 @@
           <w:szCs w:val="20"/>
           <w:lang w:val="es-ES_tradnl"/>
         </w:rPr>
-        <w:t xml:space="preserve">FA05</w:t>
+        <w:t>FA05</w:t>
       </w:r>
     </w:p>
     <w:p>
@@ -1597,7 +1653,7 @@
           <w:szCs w:val="20"/>
           <w:lang w:val="es-ES_tradnl"/>
         </w:rPr>
-        <w:t xml:space="preserve">FA06</w:t>
+        <w:t>FA06</w:t>
       </w:r>
     </w:p>
     <w:p>
@@ -1618,7 +1674,7 @@
           <w:szCs w:val="20"/>
           <w:lang w:val="es-ES_tradnl"/>
         </w:rPr>
-        <w:t xml:space="preserve">El usuario selecciona el botón “Firmar Oficio”.</w:t>
+        <w:t>El usuario selecciona el botón “Firmar Oficio”.</w:t>
       </w:r>
     </w:p>
     <w:p>
@@ -1639,7 +1695,25 @@
           <w:szCs w:val="20"/>
           <w:lang w:val="es-ES_tradnl"/>
         </w:rPr>
-        <w:t xml:space="preserve">El sistema genera el oficio de resolución con la firma electrónica del Jefe de Departamento. </w:t>
+        <w:t xml:space="preserve">El sistema genera el oficio de resolución con la firma electrónica del </w:t>
+      </w:r>
+      <w:proofErr w:type="gramStart"/>
+      <w:r>
+        <w:rPr>
+          <w:sz w:val="20"/>
+          <w:szCs w:val="20"/>
+          <w:lang w:val="es-ES_tradnl"/>
+        </w:rPr>
+        <w:t>Jefe</w:t>
+      </w:r>
+      <w:proofErr w:type="gramEnd"/>
+      <w:r>
+        <w:rPr>
+          <w:sz w:val="20"/>
+          <w:szCs w:val="20"/>
+          <w:lang w:val="es-ES_tradnl"/>
+        </w:rPr>
+        <w:t xml:space="preserve"> de Departamento. </w:t>
       </w:r>
       <w:r>
         <w:rPr>
@@ -1649,7 +1723,7 @@
           <w:szCs w:val="20"/>
           <w:lang w:val="es-ES_tradnl"/>
         </w:rPr>
-        <w:t xml:space="preserve">AN04 # 4</w:t>
+        <w:t>AN04 # 4</w:t>
       </w:r>
     </w:p>
     <w:p>
@@ -1670,7 +1744,25 @@
           <w:szCs w:val="20"/>
           <w:lang w:val="es-ES_tradnl"/>
         </w:rPr>
-        <w:t xml:space="preserve">El sistema actualiza el caso a estado Resuelto. </w:t>
+        <w:t xml:space="preserve">El sistema actualiza el caso </w:t>
+      </w:r>
+      <w:proofErr w:type="spellStart"/>
+      <w:r>
+        <w:rPr>
+          <w:sz w:val="20"/>
+          <w:szCs w:val="20"/>
+          <w:lang w:val="es-ES_tradnl"/>
+        </w:rPr>
+        <w:t>a</w:t>
+      </w:r>
+      <w:proofErr w:type="spellEnd"/>
+      <w:r>
+        <w:rPr>
+          <w:sz w:val="20"/>
+          <w:szCs w:val="20"/>
+          <w:lang w:val="es-ES_tradnl"/>
+        </w:rPr>
+        <w:t xml:space="preserve"> estado Resuelto. </w:t>
       </w:r>
       <w:r>
         <w:rPr>
@@ -1680,7 +1772,7 @@
           <w:szCs w:val="20"/>
           <w:lang w:val="es-ES_tradnl"/>
         </w:rPr>
-        <w:t xml:space="preserve">RN04</w:t>
+        <w:t>RN04</w:t>
       </w:r>
     </w:p>
     <w:p>
@@ -1711,7 +1803,17 @@
           <w:szCs w:val="20"/>
           <w:lang w:val="es-ES_tradnl"/>
         </w:rPr>
-        <w:t xml:space="preserve">Ver CU09</w:t>
+        <w:t>Ver CU0</w:t>
+      </w:r>
+      <w:r>
+        <w:rPr>
+          <w:b/>
+          <w:bCs/>
+          <w:sz w:val="20"/>
+          <w:szCs w:val="20"/>
+          <w:lang w:val="es-ES_tradnl"/>
+        </w:rPr>
+        <w:t>8</w:t>
       </w:r>
     </w:p>
     <w:p>
@@ -1742,7 +1844,17 @@
           <w:szCs w:val="20"/>
           <w:lang w:val="es-ES_tradnl"/>
         </w:rPr>
-        <w:t xml:space="preserve">Ver CU15</w:t>
+        <w:t xml:space="preserve">Ver </w:t>
+      </w:r>
+      <w:r>
+        <w:rPr>
+          <w:b/>
+          <w:bCs/>
+          <w:sz w:val="20"/>
+          <w:szCs w:val="20"/>
+          <w:lang w:val="es-ES_tradnl"/>
+        </w:rPr>
+        <w:t>CU13</w:t>
       </w:r>
     </w:p>
     <w:p>
@@ -1773,7 +1885,7 @@
           <w:szCs w:val="20"/>
           <w:lang w:val="es-ES_tradnl"/>
         </w:rPr>
-        <w:t xml:space="preserve">AN01 # 11</w:t>
+        <w:t>AN01 # 11</w:t>
       </w:r>
     </w:p>
     <w:p>
@@ -1794,7 +1906,7 @@
           <w:szCs w:val="20"/>
           <w:lang w:val="es-ES_tradnl"/>
         </w:rPr>
-        <w:t xml:space="preserve">El sistema retorna al paso 4 del flujo básico.</w:t>
+        <w:t>El sistema retorna al paso 4 del flujo básico.</w:t>
       </w:r>
     </w:p>
     <w:p>
@@ -1815,7 +1927,7 @@
           <w:szCs w:val="20"/>
           <w:lang w:val="es-ES_tradnl"/>
         </w:rPr>
-        <w:t xml:space="preserve">Fin del caso de uso.</w:t>
+        <w:t>Fin del caso de uso.</w:t>
       </w:r>
     </w:p>
     <w:p>
@@ -1858,7 +1970,7 @@
           <w:szCs w:val="20"/>
           <w:lang w:val="es-ES_tradnl"/>
         </w:rPr>
-        <w:t xml:space="preserve">FA01 Cerrar sesión</w:t>
+        <w:t>FA01 Cerrar sesión</w:t>
       </w:r>
     </w:p>
     <w:p>
@@ -1879,7 +1991,7 @@
           <w:szCs w:val="20"/>
           <w:lang w:val="es-ES_tradnl"/>
         </w:rPr>
-        <w:t xml:space="preserve">El usuario selecciona el botón “Cerrar sesión”</w:t>
+        <w:t>El usuario selecciona el botón “Cerrar sesión”</w:t>
       </w:r>
     </w:p>
     <w:p>
@@ -1910,7 +2022,7 @@
           <w:szCs w:val="20"/>
           <w:lang w:val="es-ES_tradnl"/>
         </w:rPr>
-        <w:t xml:space="preserve">Ver CU15</w:t>
+        <w:t>Ver CU15</w:t>
       </w:r>
     </w:p>
     <w:p>
@@ -1931,7 +2043,7 @@
           <w:szCs w:val="20"/>
           <w:lang w:val="es-ES_tradnl"/>
         </w:rPr>
-        <w:t xml:space="preserve">El sistema retorna al portal web.</w:t>
+        <w:t>El sistema retorna al portal web.</w:t>
       </w:r>
     </w:p>
     <w:p>
@@ -1952,7 +2064,7 @@
           <w:szCs w:val="20"/>
           <w:lang w:val="es-ES_tradnl"/>
         </w:rPr>
-        <w:t xml:space="preserve">Fin de flujo alterno.</w:t>
+        <w:t>Fin de flujo alterno.</w:t>
       </w:r>
     </w:p>
     <w:p>
@@ -1982,7 +2094,7 @@
           <w:szCs w:val="20"/>
           <w:lang w:val="es-ES_tradnl"/>
         </w:rPr>
-        <w:t xml:space="preserve">FA02 No existen casos pendientes de firma</w:t>
+        <w:t>FA02 No existen casos pendientes de firma</w:t>
       </w:r>
     </w:p>
     <w:p>
@@ -2003,6 +2115,7 @@
           <w:szCs w:val="20"/>
           <w:lang w:val="es-ES_tradnl"/>
         </w:rPr>
+        <w:lastRenderedPageBreak/>
         <w:t xml:space="preserve">El sistema muestra el mensaje de error. </w:t>
       </w:r>
       <w:r>
@@ -2013,7 +2126,7 @@
           <w:szCs w:val="20"/>
           <w:lang w:val="es-ES_tradnl"/>
         </w:rPr>
-        <w:t xml:space="preserve">AN02 # 33</w:t>
+        <w:t>AN02 # 33</w:t>
       </w:r>
     </w:p>
     <w:p>
@@ -2034,7 +2147,7 @@
           <w:szCs w:val="20"/>
           <w:lang w:val="es-ES_tradnl"/>
         </w:rPr>
-        <w:t xml:space="preserve">Fin de flujo alterno.</w:t>
+        <w:t>Fin de flujo alterno.</w:t>
       </w:r>
     </w:p>
     <w:p>
@@ -2064,7 +2177,7 @@
           <w:szCs w:val="20"/>
           <w:lang w:val="es-ES_tradnl"/>
         </w:rPr>
-        <w:t xml:space="preserve">FA03 Búsqueda de caso</w:t>
+        <w:t>FA03 Búsqueda de caso</w:t>
       </w:r>
     </w:p>
     <w:p>
@@ -2085,7 +2198,7 @@
           <w:szCs w:val="20"/>
           <w:lang w:val="es-ES_tradnl"/>
         </w:rPr>
-        <w:t xml:space="preserve">El usuario ingresa el código del caso.</w:t>
+        <w:t>El usuario ingresa el código del caso.</w:t>
       </w:r>
     </w:p>
     <w:p>
@@ -2106,7 +2219,7 @@
           <w:szCs w:val="20"/>
           <w:lang w:val="es-ES_tradnl"/>
         </w:rPr>
-        <w:t xml:space="preserve">El usuario selecciona el botón “Buscar”.</w:t>
+        <w:t>El usuario selecciona el botón “Buscar”.</w:t>
       </w:r>
     </w:p>
     <w:p>
@@ -2127,7 +2240,7 @@
           <w:szCs w:val="20"/>
           <w:lang w:val="es-ES_tradnl"/>
         </w:rPr>
-        <w:t xml:space="preserve">El sistema muestra el resultado, retornando al paso 4 del flujo básico.</w:t>
+        <w:t>El sistema muestra el resultado, retornando al paso 4 del flujo básico.</w:t>
       </w:r>
     </w:p>
     <w:p>
@@ -2148,7 +2261,7 @@
           <w:szCs w:val="20"/>
           <w:lang w:val="es-ES_tradnl"/>
         </w:rPr>
-        <w:t xml:space="preserve">Fin de flujo alterno.</w:t>
+        <w:t>Fin de flujo alterno.</w:t>
       </w:r>
     </w:p>
     <w:p>
@@ -2178,7 +2291,7 @@
           <w:szCs w:val="20"/>
           <w:lang w:val="es-ES_tradnl"/>
         </w:rPr>
-        <w:t xml:space="preserve">FA04 Filtro de casos</w:t>
+        <w:t>FA04 Filtro de casos</w:t>
       </w:r>
     </w:p>
     <w:p>
@@ -2199,7 +2312,7 @@
           <w:szCs w:val="20"/>
           <w:lang w:val="es-ES_tradnl"/>
         </w:rPr>
-        <w:t xml:space="preserve">El usuario selecciona el tipo de filtro: fecha, tipo, categoría.</w:t>
+        <w:t>El usuario selecciona el tipo de filtro: fecha, tipo, categoría.</w:t>
       </w:r>
     </w:p>
     <w:p>
@@ -2220,7 +2333,7 @@
           <w:szCs w:val="20"/>
           <w:lang w:val="es-ES_tradnl"/>
         </w:rPr>
-        <w:t xml:space="preserve">El sistema muestra el resultado, retornando al paso 4 del flujo básico.</w:t>
+        <w:t>El sistema muestra el resultado, retornando al paso 4 del flujo básico.</w:t>
       </w:r>
     </w:p>
     <w:p>
@@ -2241,7 +2354,7 @@
           <w:szCs w:val="20"/>
           <w:lang w:val="es-ES_tradnl"/>
         </w:rPr>
-        <w:t xml:space="preserve">Fin de flujo alterno.</w:t>
+        <w:t>Fin de flujo alterno.</w:t>
       </w:r>
     </w:p>
     <w:p>
@@ -2271,7 +2384,7 @@
           <w:szCs w:val="20"/>
           <w:lang w:val="es-ES_tradnl"/>
         </w:rPr>
-        <w:t xml:space="preserve">FA05 Devolver a Supervisión</w:t>
+        <w:t>FA05 Devolver a Supervisión</w:t>
       </w:r>
     </w:p>
     <w:p>
@@ -2292,7 +2405,7 @@
           <w:szCs w:val="20"/>
           <w:lang w:val="es-ES_tradnl"/>
         </w:rPr>
-        <w:t xml:space="preserve">El usuario selecciona el botón “Devolver a Supervisión”.</w:t>
+        <w:t>El usuario selecciona el botón “Devolver a Supervisión”.</w:t>
       </w:r>
     </w:p>
     <w:p>
@@ -2323,7 +2436,7 @@
           <w:szCs w:val="20"/>
           <w:lang w:val="es-ES_tradnl"/>
         </w:rPr>
-        <w:t xml:space="preserve">RN23</w:t>
+        <w:t>RN23</w:t>
       </w:r>
     </w:p>
     <w:p>
@@ -2344,7 +2457,7 @@
           <w:szCs w:val="20"/>
           <w:lang w:val="es-ES_tradnl"/>
         </w:rPr>
-        <w:t xml:space="preserve">El sistema muestra los siguientes botones.</w:t>
+        <w:t>El sistema muestra los siguientes botones.</w:t>
       </w:r>
     </w:p>
     <w:p>
@@ -2365,7 +2478,7 @@
           <w:szCs w:val="20"/>
           <w:lang w:val="es-ES_tradnl"/>
         </w:rPr>
-        <w:t xml:space="preserve">Aceptar</w:t>
+        <w:t>Aceptar</w:t>
       </w:r>
     </w:p>
     <w:p>
@@ -2396,7 +2509,7 @@
           <w:szCs w:val="20"/>
           <w:lang w:val="es-ES_tradnl"/>
         </w:rPr>
-        <w:t xml:space="preserve">FA07</w:t>
+        <w:t>FA07</w:t>
       </w:r>
     </w:p>
     <w:p>
@@ -2417,7 +2530,7 @@
           <w:szCs w:val="20"/>
           <w:lang w:val="es-ES_tradnl"/>
         </w:rPr>
-        <w:t xml:space="preserve">El usuario llena el formulario devolución de caso.</w:t>
+        <w:t>El usuario llena el formulario devolución de caso.</w:t>
       </w:r>
     </w:p>
     <w:p>
@@ -2448,7 +2561,7 @@
           <w:szCs w:val="20"/>
           <w:lang w:val="es-ES_tradnl"/>
         </w:rPr>
-        <w:t xml:space="preserve">FA08</w:t>
+        <w:t>FA08</w:t>
       </w:r>
     </w:p>
     <w:p>
@@ -2469,7 +2582,25 @@
           <w:szCs w:val="20"/>
           <w:lang w:val="es-ES_tradnl"/>
         </w:rPr>
-        <w:t xml:space="preserve">El sistema actualiza el caso a estado En Supervisión. </w:t>
+        <w:t xml:space="preserve">El sistema actualiza el caso </w:t>
+      </w:r>
+      <w:proofErr w:type="spellStart"/>
+      <w:r>
+        <w:rPr>
+          <w:sz w:val="20"/>
+          <w:szCs w:val="20"/>
+          <w:lang w:val="es-ES_tradnl"/>
+        </w:rPr>
+        <w:t>a</w:t>
+      </w:r>
+      <w:proofErr w:type="spellEnd"/>
+      <w:r>
+        <w:rPr>
+          <w:sz w:val="20"/>
+          <w:szCs w:val="20"/>
+          <w:lang w:val="es-ES_tradnl"/>
+        </w:rPr>
+        <w:t xml:space="preserve"> estado En Supervisión. </w:t>
       </w:r>
       <w:r>
         <w:rPr>
@@ -2479,7 +2610,7 @@
           <w:szCs w:val="20"/>
           <w:lang w:val="es-ES_tradnl"/>
         </w:rPr>
-        <w:t xml:space="preserve">RN04</w:t>
+        <w:t>RN04</w:t>
       </w:r>
     </w:p>
     <w:p>
@@ -2510,7 +2641,7 @@
           <w:szCs w:val="20"/>
           <w:lang w:val="es-ES_tradnl"/>
         </w:rPr>
-        <w:t xml:space="preserve">Ver CU09</w:t>
+        <w:t>Ver CU09</w:t>
       </w:r>
     </w:p>
     <w:p>
@@ -2541,7 +2672,7 @@
           <w:szCs w:val="20"/>
           <w:lang w:val="es-ES_tradnl"/>
         </w:rPr>
-        <w:t xml:space="preserve">Ver CU15</w:t>
+        <w:t>Ver CU15</w:t>
       </w:r>
     </w:p>
     <w:p>
@@ -2572,7 +2703,7 @@
           <w:szCs w:val="20"/>
           <w:lang w:val="es-ES_tradnl"/>
         </w:rPr>
-        <w:t xml:space="preserve">AN01 # 4</w:t>
+        <w:t>AN01 # 4</w:t>
       </w:r>
     </w:p>
     <w:p>
@@ -2593,7 +2724,7 @@
           <w:szCs w:val="20"/>
           <w:lang w:val="es-ES_tradnl"/>
         </w:rPr>
-        <w:t xml:space="preserve">El sistema retorna al paso 4 del flujo básico.</w:t>
+        <w:t>El sistema retorna al paso 4 del flujo básico.</w:t>
       </w:r>
     </w:p>
     <w:p>
@@ -2614,7 +2745,7 @@
           <w:szCs w:val="20"/>
           <w:lang w:val="es-ES_tradnl"/>
         </w:rPr>
-        <w:t xml:space="preserve">Fin de flujo alterno.</w:t>
+        <w:t>Fin de flujo alterno.</w:t>
       </w:r>
     </w:p>
     <w:p>
@@ -2644,7 +2775,7 @@
           <w:szCs w:val="20"/>
           <w:lang w:val="es-ES_tradnl"/>
         </w:rPr>
-        <w:t xml:space="preserve">FA06 Regresar</w:t>
+        <w:t>FA06 Regresar</w:t>
       </w:r>
     </w:p>
     <w:p>
@@ -2665,7 +2796,7 @@
           <w:szCs w:val="20"/>
           <w:lang w:val="es-ES_tradnl"/>
         </w:rPr>
-        <w:t xml:space="preserve">El usuario selecciona el botón “Regresar”</w:t>
+        <w:t>El usuario selecciona el botón “Regresar”</w:t>
       </w:r>
     </w:p>
     <w:p>
@@ -2686,7 +2817,7 @@
           <w:szCs w:val="20"/>
           <w:lang w:val="es-ES_tradnl"/>
         </w:rPr>
-        <w:t xml:space="preserve">El sistema cierra el formulario detalle jefatura.</w:t>
+        <w:t>El sistema cierra el formulario detalle jefatura.</w:t>
       </w:r>
     </w:p>
     <w:p>
@@ -2707,7 +2838,7 @@
           <w:szCs w:val="20"/>
           <w:lang w:val="es-ES_tradnl"/>
         </w:rPr>
-        <w:t xml:space="preserve">El sistema retorna al paso 4 del flujo básico.</w:t>
+        <w:t>El sistema retorna al paso 4 del flujo básico.</w:t>
       </w:r>
     </w:p>
     <w:p>
@@ -2728,7 +2859,7 @@
           <w:szCs w:val="20"/>
           <w:lang w:val="es-ES_tradnl"/>
         </w:rPr>
-        <w:t xml:space="preserve">Fin de flujo alterno.</w:t>
+        <w:t>Fin de flujo alterno.</w:t>
       </w:r>
     </w:p>
     <w:p>
@@ -2758,7 +2889,7 @@
           <w:szCs w:val="20"/>
           <w:lang w:val="es-ES_tradnl"/>
         </w:rPr>
-        <w:t xml:space="preserve">FA07 Cancelar</w:t>
+        <w:t>FA07 Cancelar</w:t>
       </w:r>
     </w:p>
     <w:p>
@@ -2779,7 +2910,7 @@
           <w:szCs w:val="20"/>
           <w:lang w:val="es-ES_tradnl"/>
         </w:rPr>
-        <w:t xml:space="preserve">El usuario selecciona el botón “Cancelar”</w:t>
+        <w:t>El usuario selecciona el botón “Cancelar”</w:t>
       </w:r>
     </w:p>
     <w:p>
@@ -2800,7 +2931,7 @@
           <w:szCs w:val="20"/>
           <w:lang w:val="es-ES_tradnl"/>
         </w:rPr>
-        <w:t xml:space="preserve">El sistema cierra el formulario.</w:t>
+        <w:t>El sistema cierra el formulario.</w:t>
       </w:r>
     </w:p>
     <w:p>
@@ -2821,7 +2952,7 @@
           <w:szCs w:val="20"/>
           <w:lang w:val="es-ES_tradnl"/>
         </w:rPr>
-        <w:t xml:space="preserve">El sistema retorna al paso 7 del flujo básico.</w:t>
+        <w:t>El sistema retorna al paso 7 del flujo básico.</w:t>
       </w:r>
     </w:p>
     <w:p>
@@ -2842,7 +2973,7 @@
           <w:szCs w:val="20"/>
           <w:lang w:val="es-ES_tradnl"/>
         </w:rPr>
-        <w:t xml:space="preserve">Fin de flujo alterno.</w:t>
+        <w:t>Fin de flujo alterno.</w:t>
       </w:r>
     </w:p>
     <w:p>
@@ -2872,7 +3003,7 @@
           <w:szCs w:val="20"/>
           <w:lang w:val="es-ES_tradnl"/>
         </w:rPr>
-        <w:t xml:space="preserve">FA08 Campos obligatorios incompletos</w:t>
+        <w:t>FA08 Campos obligatorios incompletos</w:t>
       </w:r>
     </w:p>
     <w:p>
@@ -2893,7 +3024,7 @@
           <w:szCs w:val="20"/>
           <w:lang w:val="es-ES_tradnl"/>
         </w:rPr>
-        <w:t xml:space="preserve">El sistema valida que las observaciones hayan sido ingresadas.</w:t>
+        <w:t>El sistema valida que las observaciones hayan sido ingresadas.</w:t>
       </w:r>
     </w:p>
     <w:p>
@@ -2924,7 +3055,7 @@
           <w:szCs w:val="20"/>
           <w:lang w:val="es-ES_tradnl"/>
         </w:rPr>
-        <w:t xml:space="preserve">AN02 # 7</w:t>
+        <w:t>AN02 # 7</w:t>
       </w:r>
     </w:p>
     <w:p>
@@ -2945,7 +3076,7 @@
           <w:szCs w:val="20"/>
           <w:lang w:val="es-ES_tradnl"/>
         </w:rPr>
-        <w:t xml:space="preserve">El sistema retorna al paso 4 del flujo alterno, para corregir.</w:t>
+        <w:t>El sistema retorna al paso 4 del flujo alterno, para corregir.</w:t>
       </w:r>
     </w:p>
     <w:p>
@@ -2966,7 +3097,7 @@
           <w:szCs w:val="20"/>
           <w:lang w:val="es-ES_tradnl"/>
         </w:rPr>
-        <w:t xml:space="preserve">Fin de flujo alterno.</w:t>
+        <w:t>Fin de flujo alterno.</w:t>
       </w:r>
     </w:p>
     <w:p>
@@ -2996,7 +3127,7 @@
           <w:szCs w:val="20"/>
           <w:lang w:val="es-ES_tradnl"/>
         </w:rPr>
-        <w:t xml:space="preserve">FA09 Seguimiento del caso</w:t>
+        <w:t>FA09 Seguimiento del caso</w:t>
       </w:r>
     </w:p>
     <w:p>
@@ -3017,7 +3148,7 @@
           <w:szCs w:val="20"/>
           <w:lang w:val="es-ES_tradnl"/>
         </w:rPr>
-        <w:t xml:space="preserve">El usuario selecciona el menú “Seguimiento del Caso”.</w:t>
+        <w:t>El usuario selecciona el menú “Seguimiento del Caso”.</w:t>
       </w:r>
     </w:p>
     <w:p>
@@ -3038,7 +3169,7 @@
           <w:szCs w:val="20"/>
           <w:lang w:val="es-ES_tradnl"/>
         </w:rPr>
-        <w:t xml:space="preserve">El sistema muestra el formulario seguimiento del caso. </w:t>
+        <w:t xml:space="preserve">El usuario ingresa el código de seguimiento y selecciona el botón “Buscar”. </w:t>
       </w:r>
       <w:r>
         <w:rPr>
@@ -3048,7 +3179,7 @@
           <w:szCs w:val="20"/>
           <w:lang w:val="es-ES_tradnl"/>
         </w:rPr>
-        <w:t xml:space="preserve">RN37</w:t>
+        <w:t>FA09-A</w:t>
       </w:r>
     </w:p>
     <w:p>
@@ -3069,7 +3200,7 @@
           <w:szCs w:val="20"/>
           <w:lang w:val="es-ES_tradnl"/>
         </w:rPr>
-        <w:t xml:space="preserve">El usuario ingresa el código de seguimiento y selecciona el botón “Buscar”. </w:t>
+        <w:t xml:space="preserve">El sistema muestra el formulario seguimiento del caso. </w:t>
       </w:r>
       <w:r>
         <w:rPr>
@@ -3079,7 +3210,7 @@
           <w:szCs w:val="20"/>
           <w:lang w:val="es-ES_tradnl"/>
         </w:rPr>
-        <w:t xml:space="preserve">FA09-A</w:t>
+        <w:t>RN37</w:t>
       </w:r>
     </w:p>
     <w:p>
@@ -3100,9 +3231,62 @@
           <w:szCs w:val="20"/>
           <w:lang w:val="es-ES_tradnl"/>
         </w:rPr>
-        <w:t xml:space="preserve">El sistema muestra el expediente consolidado del caso: sus datos, la decisión del Auxiliar, las observaciones registradas, las actividades del Técnico, los documentos generados y el historial de cambios. </w:t>
-      </w:r>
-      <w:r>
+        <w:t>El sistema muestra el expediente en modo de solo lectura, sin permitir modificar ningún dato.</w:t>
+      </w:r>
+    </w:p>
+    <w:p>
+      <w:pPr>
+        <w:numPr>
+          <w:ilvl w:val="0"/>
+          <w:numId w:val="30"/>
+        </w:numPr>
+        <w:rPr>
+          <w:sz w:val="20"/>
+          <w:szCs w:val="20"/>
+          <w:lang w:val="es-ES_tradnl"/>
+        </w:rPr>
+      </w:pPr>
+      <w:r>
+        <w:rPr>
+          <w:sz w:val="20"/>
+          <w:szCs w:val="20"/>
+          <w:lang w:val="es-ES_tradnl"/>
+        </w:rPr>
+        <w:t>El sistema retorna al paso 4 del flujo básico.</w:t>
+      </w:r>
+    </w:p>
+    <w:p>
+      <w:pPr>
+        <w:numPr>
+          <w:ilvl w:val="0"/>
+          <w:numId w:val="30"/>
+        </w:numPr>
+        <w:rPr>
+          <w:sz w:val="20"/>
+          <w:szCs w:val="20"/>
+          <w:lang w:val="es-ES_tradnl"/>
+        </w:rPr>
+      </w:pPr>
+      <w:r>
+        <w:rPr>
+          <w:sz w:val="20"/>
+          <w:szCs w:val="20"/>
+          <w:lang w:val="es-ES_tradnl"/>
+        </w:rPr>
+        <w:t>Fin de flujo alterno.</w:t>
+      </w:r>
+    </w:p>
+    <w:p>
+      <w:pPr>
+        <w:rPr>
+          <w:sz w:val="20"/>
+          <w:szCs w:val="20"/>
+          <w:lang w:val="es-ES_tradnl"/>
+        </w:rPr>
+      </w:pPr>
+    </w:p>
+    <w:p>
+      <w:pPr>
         <w:rPr>
           <w:b/>
           <w:bCs/>
@@ -3110,83 +3294,8 @@
           <w:szCs w:val="20"/>
           <w:lang w:val="es-ES_tradnl"/>
         </w:rPr>
-        <w:t xml:space="preserve">RN37</w:t>
-      </w:r>
-    </w:p>
-    <w:p>
-      <w:pPr>
-        <w:numPr>
-          <w:ilvl w:val="0"/>
-          <w:numId w:val="30"/>
-        </w:numPr>
-        <w:rPr>
-          <w:sz w:val="20"/>
-          <w:szCs w:val="20"/>
-          <w:lang w:val="es-ES_tradnl"/>
-        </w:rPr>
-      </w:pPr>
-      <w:r>
-        <w:rPr>
-          <w:sz w:val="20"/>
-          <w:szCs w:val="20"/>
-          <w:lang w:val="es-ES_tradnl"/>
-        </w:rPr>
-        <w:t xml:space="preserve">El sistema muestra el expediente en modo de solo lectura, sin permitir modificar ningún dato.</w:t>
-      </w:r>
-    </w:p>
-    <w:p>
-      <w:pPr>
-        <w:numPr>
-          <w:ilvl w:val="0"/>
-          <w:numId w:val="30"/>
-        </w:numPr>
-        <w:rPr>
-          <w:sz w:val="20"/>
-          <w:szCs w:val="20"/>
-          <w:lang w:val="es-ES_tradnl"/>
-        </w:rPr>
-      </w:pPr>
-      <w:r>
-        <w:rPr>
-          <w:sz w:val="20"/>
-          <w:szCs w:val="20"/>
-          <w:lang w:val="es-ES_tradnl"/>
-        </w:rPr>
-        <w:t xml:space="preserve">El sistema retorna al paso 4 del flujo básico.</w:t>
-      </w:r>
-    </w:p>
-    <w:p>
-      <w:pPr>
-        <w:numPr>
-          <w:ilvl w:val="0"/>
-          <w:numId w:val="30"/>
-        </w:numPr>
-        <w:rPr>
-          <w:sz w:val="20"/>
-          <w:szCs w:val="20"/>
-          <w:lang w:val="es-ES_tradnl"/>
-        </w:rPr>
-      </w:pPr>
-      <w:r>
-        <w:rPr>
-          <w:sz w:val="20"/>
-          <w:szCs w:val="20"/>
-          <w:lang w:val="es-ES_tradnl"/>
-        </w:rPr>
-        <w:t xml:space="preserve">Fin de flujo alterno.</w:t>
-      </w:r>
-    </w:p>
-    <w:p>
-      <w:pPr>
-        <w:rPr>
-          <w:sz w:val="20"/>
-          <w:szCs w:val="20"/>
-          <w:lang w:val="es-ES_tradnl"/>
-        </w:rPr>
-      </w:pPr>
-    </w:p>
-    <w:p>
-      <w:pPr>
+      </w:pPr>
+      <w:r>
         <w:rPr>
           <w:b/>
           <w:bCs/>
@@ -3194,7 +3303,51 @@
           <w:szCs w:val="20"/>
           <w:lang w:val="es-ES_tradnl"/>
         </w:rPr>
-      </w:pPr>
+        <w:t>FA09-A Caso no encontrado en el seguimiento</w:t>
+      </w:r>
+    </w:p>
+    <w:p>
+      <w:pPr>
+        <w:numPr>
+          <w:ilvl w:val="0"/>
+          <w:numId w:val="31"/>
+        </w:numPr>
+        <w:rPr>
+          <w:sz w:val="20"/>
+          <w:szCs w:val="20"/>
+          <w:lang w:val="es-ES_tradnl"/>
+        </w:rPr>
+      </w:pPr>
+      <w:r>
+        <w:rPr>
+          <w:sz w:val="20"/>
+          <w:szCs w:val="20"/>
+          <w:lang w:val="es-ES_tradnl"/>
+        </w:rPr>
+        <w:lastRenderedPageBreak/>
+        <w:t>El sistema valida que exista un caso con el código ingresado.</w:t>
+      </w:r>
+    </w:p>
+    <w:p>
+      <w:pPr>
+        <w:numPr>
+          <w:ilvl w:val="0"/>
+          <w:numId w:val="31"/>
+        </w:numPr>
+        <w:rPr>
+          <w:sz w:val="20"/>
+          <w:szCs w:val="20"/>
+          <w:lang w:val="es-ES_tradnl"/>
+        </w:rPr>
+      </w:pPr>
+      <w:r>
+        <w:rPr>
+          <w:sz w:val="20"/>
+          <w:szCs w:val="20"/>
+          <w:lang w:val="es-ES_tradnl"/>
+        </w:rPr>
+        <w:t xml:space="preserve">El sistema muestra el mensaje de error. </w:t>
+      </w:r>
       <w:r>
         <w:rPr>
           <w:b/>
@@ -3203,7 +3356,7 @@
           <w:szCs w:val="20"/>
           <w:lang w:val="es-ES_tradnl"/>
         </w:rPr>
-        <w:t xml:space="preserve">FA09-A Caso no encontrado en el seguimiento</w:t>
+        <w:t>AN02 # 24</w:t>
       </w:r>
     </w:p>
     <w:p>
@@ -3224,7 +3377,7 @@
           <w:szCs w:val="20"/>
           <w:lang w:val="es-ES_tradnl"/>
         </w:rPr>
-        <w:t xml:space="preserve">El sistema valida que exista un caso con el código ingresado.</w:t>
+        <w:t>El sistema retorna al paso 3 del flujo alterno FA09, para corregir.</w:t>
       </w:r>
     </w:p>
     <w:p>
@@ -3245,59 +3398,7 @@
           <w:szCs w:val="20"/>
           <w:lang w:val="es-ES_tradnl"/>
         </w:rPr>
-        <w:t xml:space="preserve">El sistema muestra el mensaje de error. </w:t>
-      </w:r>
-      <w:r>
-        <w:rPr>
-          <w:b/>
-          <w:bCs/>
-          <w:sz w:val="20"/>
-          <w:szCs w:val="20"/>
-          <w:lang w:val="es-ES_tradnl"/>
-        </w:rPr>
-        <w:t xml:space="preserve">AN02 # 24</w:t>
-      </w:r>
-    </w:p>
-    <w:p>
-      <w:pPr>
-        <w:numPr>
-          <w:ilvl w:val="0"/>
-          <w:numId w:val="31"/>
-        </w:numPr>
-        <w:rPr>
-          <w:sz w:val="20"/>
-          <w:szCs w:val="20"/>
-          <w:lang w:val="es-ES_tradnl"/>
-        </w:rPr>
-      </w:pPr>
-      <w:r>
-        <w:rPr>
-          <w:sz w:val="20"/>
-          <w:szCs w:val="20"/>
-          <w:lang w:val="es-ES_tradnl"/>
-        </w:rPr>
-        <w:t xml:space="preserve">El sistema retorna al paso 3 del flujo alterno FA09, para corregir.</w:t>
-      </w:r>
-    </w:p>
-    <w:p>
-      <w:pPr>
-        <w:numPr>
-          <w:ilvl w:val="0"/>
-          <w:numId w:val="31"/>
-        </w:numPr>
-        <w:rPr>
-          <w:sz w:val="20"/>
-          <w:szCs w:val="20"/>
-          <w:lang w:val="es-ES_tradnl"/>
-        </w:rPr>
-      </w:pPr>
-      <w:r>
-        <w:rPr>
-          <w:sz w:val="20"/>
-          <w:szCs w:val="20"/>
-          <w:lang w:val="es-ES_tradnl"/>
-        </w:rPr>
-        <w:t xml:space="preserve">Fin de flujo alterno.</w:t>
+        <w:t>Fin de flujo alterno.</w:t>
       </w:r>
     </w:p>
     <w:p>
@@ -3319,7 +3420,6 @@
           <w:szCs w:val="24"/>
           <w:lang w:val="es-ES_tradnl"/>
         </w:rPr>
-        <w:lastRenderedPageBreak/>
         <w:t>Postcondiciones</w:t>
       </w:r>
     </w:p>
@@ -3339,7 +3439,7 @@
           <w:sz w:val="20"/>
           <w:szCs w:val="20"/>
         </w:rPr>
-        <w:t xml:space="preserve">El caso queda en estado Resuelto y el ciudadano queda notificado, cuando la Jefatura firma el oficio.</w:t>
+        <w:t>El caso queda en estado Resuelto y el ciudadano queda notificado, cuando la Jefatura firma el oficio.</w:t>
       </w:r>
     </w:p>
     <w:p>
@@ -3358,7 +3458,7 @@
           <w:sz w:val="20"/>
           <w:szCs w:val="20"/>
         </w:rPr>
-        <w:t xml:space="preserve">El caso queda en estado En Supervisión cuando la Jefatura lo devuelve al Supervisor.</w:t>
+        <w:t>El caso queda en estado En Supervisión cuando la Jefatura lo devuelve al Supervisor.</w:t>
       </w:r>
     </w:p>
     <w:p>
@@ -3377,7 +3477,7 @@
           <w:sz w:val="20"/>
           <w:szCs w:val="20"/>
         </w:rPr>
-        <w:t xml:space="preserve">El oficio de resolución queda registrado y asociado al expediente del caso.</w:t>
+        <w:t>El oficio de resolución queda registrado y asociado al expediente del caso.</w:t>
       </w:r>
     </w:p>
     <w:p>
@@ -3396,7 +3496,7 @@
           <w:sz w:val="20"/>
           <w:szCs w:val="20"/>
         </w:rPr>
-        <w:t xml:space="preserve">El sistema registra en bitácora la decisión de la Jefatura.</w:t>
+        <w:t>El sistema registra en bitácora la decisión de la Jefatura.</w:t>
       </w:r>
     </w:p>
     <w:p>
@@ -3453,7 +3553,7 @@
           <w:sz w:val="20"/>
           <w:szCs w:val="20"/>
         </w:rPr>
-        <w:t xml:space="preserve">El formulario deberá utilizar conexión segura HTTPS.</w:t>
+        <w:t>El formulario deberá utilizar conexión segura HTTPS.</w:t>
       </w:r>
     </w:p>
     <w:p>
@@ -3472,7 +3572,7 @@
           <w:sz w:val="20"/>
           <w:szCs w:val="20"/>
         </w:rPr>
-        <w:t xml:space="preserve">El oficio de resolución deberá generarse en formato PDF.</w:t>
+        <w:t>El oficio de resolución deberá generarse en formato PDF.</w:t>
       </w:r>
     </w:p>
     <w:p>
@@ -3491,7 +3591,23 @@
           <w:sz w:val="20"/>
           <w:szCs w:val="20"/>
         </w:rPr>
-        <w:t xml:space="preserve">La firma electrónica deberá quedar asociada al Jefe de Departamento que firma, con su nombre, su CUI y la fecha y hora de la firma.</w:t>
+        <w:t xml:space="preserve">La firma electrónica deberá quedar asociada al </w:t>
+      </w:r>
+      <w:proofErr w:type="gramStart"/>
+      <w:r>
+        <w:rPr>
+          <w:sz w:val="20"/>
+          <w:szCs w:val="20"/>
+        </w:rPr>
+        <w:t>Jefe</w:t>
+      </w:r>
+      <w:proofErr w:type="gramEnd"/>
+      <w:r>
+        <w:rPr>
+          <w:sz w:val="20"/>
+          <w:szCs w:val="20"/>
+        </w:rPr>
+        <w:t xml:space="preserve"> de Departamento que firma, con su nombre, su CUI y la fecha y hora de la firma.</w:t>
       </w:r>
     </w:p>
     <w:p>
@@ -3510,7 +3626,7 @@
           <w:sz w:val="20"/>
           <w:szCs w:val="20"/>
         </w:rPr>
-        <w:t xml:space="preserve">La Jefatura únicamente podrá consultar y firmar los casos de su propio departamento.</w:t>
+        <w:t>La Jefatura únicamente podrá consultar y firmar los casos de su propio departamento.</w:t>
       </w:r>
     </w:p>
     <w:p>
@@ -4626,6 +4742,92 @@
     </w:lvl>
   </w:abstractNum>
   <w:abstractNum w:abstractNumId="8" w15:restartNumberingAfterBreak="0">
+    <w:nsid w:val="1EB581B5"/>
+    <w:multiLevelType w:val="hybridMultilevel"/>
+    <w:tmpl w:val="05863FEC"/>
+    <w:lvl w:ilvl="0" w:tplc="100A000F">
+      <w:start w:val="1"/>
+      <w:numFmt w:val="decimal"/>
+      <w:lvlText w:val="%1."/>
+      <w:lvlJc w:val="left"/>
+      <w:pPr>
+        <w:ind w:left="720" w:hanging="360"/>
+      </w:pPr>
+    </w:lvl>
+    <w:lvl w:ilvl="1" w:tplc="100A0019" w:tentative="1">
+      <w:start w:val="1"/>
+      <w:numFmt w:val="lowerLetter"/>
+      <w:lvlText w:val="%2."/>
+      <w:lvlJc w:val="left"/>
+      <w:pPr>
+        <w:ind w:left="1440" w:hanging="360"/>
+      </w:pPr>
+    </w:lvl>
+    <w:lvl w:ilvl="2" w:tplc="100A001B" w:tentative="1">
+      <w:start w:val="1"/>
+      <w:numFmt w:val="lowerRoman"/>
+      <w:lvlText w:val="%3."/>
+      <w:lvlJc w:val="right"/>
+      <w:pPr>
+        <w:ind w:left="2160" w:hanging="180"/>
+      </w:pPr>
+    </w:lvl>
+    <w:lvl w:ilvl="3" w:tplc="100A000F" w:tentative="1">
+      <w:start w:val="1"/>
+      <w:numFmt w:val="decimal"/>
+      <w:lvlText w:val="%4."/>
+      <w:lvlJc w:val="left"/>
+      <w:pPr>
+        <w:ind w:left="2880" w:hanging="360"/>
+      </w:pPr>
+    </w:lvl>
+    <w:lvl w:ilvl="4" w:tplc="100A0019" w:tentative="1">
+      <w:start w:val="1"/>
+      <w:numFmt w:val="lowerLetter"/>
+      <w:lvlText w:val="%5."/>
+      <w:lvlJc w:val="left"/>
+      <w:pPr>
+        <w:ind w:left="3600" w:hanging="360"/>
+      </w:pPr>
+    </w:lvl>
+    <w:lvl w:ilvl="5" w:tplc="100A001B" w:tentative="1">
+      <w:start w:val="1"/>
+      <w:numFmt w:val="lowerRoman"/>
+      <w:lvlText w:val="%6."/>
+      <w:lvlJc w:val="right"/>
+      <w:pPr>
+        <w:ind w:left="4320" w:hanging="180"/>
+      </w:pPr>
+    </w:lvl>
+    <w:lvl w:ilvl="6" w:tplc="100A000F" w:tentative="1">
+      <w:start w:val="1"/>
+      <w:numFmt w:val="decimal"/>
+      <w:lvlText w:val="%7."/>
+      <w:lvlJc w:val="left"/>
+      <w:pPr>
+        <w:ind w:left="5040" w:hanging="360"/>
+      </w:pPr>
+    </w:lvl>
+    <w:lvl w:ilvl="7" w:tplc="100A0019" w:tentative="1">
+      <w:start w:val="1"/>
+      <w:numFmt w:val="lowerLetter"/>
+      <w:lvlText w:val="%8."/>
+      <w:lvlJc w:val="left"/>
+      <w:pPr>
+        <w:ind w:left="5760" w:hanging="360"/>
+      </w:pPr>
+    </w:lvl>
+    <w:lvl w:ilvl="8" w:tplc="100A001B" w:tentative="1">
+      <w:start w:val="1"/>
+      <w:numFmt w:val="lowerRoman"/>
+      <w:lvlText w:val="%9."/>
+      <w:lvlJc w:val="right"/>
+      <w:pPr>
+        <w:ind w:left="6480" w:hanging="180"/>
+      </w:pPr>
+    </w:lvl>
+  </w:abstractNum>
+  <w:abstractNum w:abstractNumId="9" w15:restartNumberingAfterBreak="0">
     <w:nsid w:val="1F390D10"/>
     <w:multiLevelType w:val="singleLevel"/>
     <w:tmpl w:val="4D90F492"/>
@@ -4640,7 +4842,179 @@
       </w:pPr>
     </w:lvl>
   </w:abstractNum>
-  <w:abstractNum w:abstractNumId="9" w15:restartNumberingAfterBreak="0">
+  <w:abstractNum w:abstractNumId="10" w15:restartNumberingAfterBreak="0">
+    <w:nsid w:val="1F79F5C4"/>
+    <w:multiLevelType w:val="hybridMultilevel"/>
+    <w:tmpl w:val="05863FEC"/>
+    <w:lvl w:ilvl="0" w:tplc="100A000F">
+      <w:start w:val="1"/>
+      <w:numFmt w:val="decimal"/>
+      <w:lvlText w:val="%1."/>
+      <w:lvlJc w:val="left"/>
+      <w:pPr>
+        <w:ind w:left="720" w:hanging="360"/>
+      </w:pPr>
+    </w:lvl>
+    <w:lvl w:ilvl="1" w:tplc="100A0019">
+      <w:start w:val="1"/>
+      <w:numFmt w:val="lowerLetter"/>
+      <w:lvlText w:val="%2."/>
+      <w:lvlJc w:val="left"/>
+      <w:pPr>
+        <w:ind w:left="1440" w:hanging="360"/>
+      </w:pPr>
+    </w:lvl>
+    <w:lvl w:ilvl="2" w:tplc="100A001B" w:tentative="1">
+      <w:start w:val="1"/>
+      <w:numFmt w:val="lowerRoman"/>
+      <w:lvlText w:val="%3."/>
+      <w:lvlJc w:val="right"/>
+      <w:pPr>
+        <w:ind w:left="2160" w:hanging="180"/>
+      </w:pPr>
+    </w:lvl>
+    <w:lvl w:ilvl="3" w:tplc="100A000F" w:tentative="1">
+      <w:start w:val="1"/>
+      <w:numFmt w:val="decimal"/>
+      <w:lvlText w:val="%4."/>
+      <w:lvlJc w:val="left"/>
+      <w:pPr>
+        <w:ind w:left="2880" w:hanging="360"/>
+      </w:pPr>
+    </w:lvl>
+    <w:lvl w:ilvl="4" w:tplc="100A0019" w:tentative="1">
+      <w:start w:val="1"/>
+      <w:numFmt w:val="lowerLetter"/>
+      <w:lvlText w:val="%5."/>
+      <w:lvlJc w:val="left"/>
+      <w:pPr>
+        <w:ind w:left="3600" w:hanging="360"/>
+      </w:pPr>
+    </w:lvl>
+    <w:lvl w:ilvl="5" w:tplc="100A001B" w:tentative="1">
+      <w:start w:val="1"/>
+      <w:numFmt w:val="lowerRoman"/>
+      <w:lvlText w:val="%6."/>
+      <w:lvlJc w:val="right"/>
+      <w:pPr>
+        <w:ind w:left="4320" w:hanging="180"/>
+      </w:pPr>
+    </w:lvl>
+    <w:lvl w:ilvl="6" w:tplc="100A000F" w:tentative="1">
+      <w:start w:val="1"/>
+      <w:numFmt w:val="decimal"/>
+      <w:lvlText w:val="%7."/>
+      <w:lvlJc w:val="left"/>
+      <w:pPr>
+        <w:ind w:left="5040" w:hanging="360"/>
+      </w:pPr>
+    </w:lvl>
+    <w:lvl w:ilvl="7" w:tplc="100A0019" w:tentative="1">
+      <w:start w:val="1"/>
+      <w:numFmt w:val="lowerLetter"/>
+      <w:lvlText w:val="%8."/>
+      <w:lvlJc w:val="left"/>
+      <w:pPr>
+        <w:ind w:left="5760" w:hanging="360"/>
+      </w:pPr>
+    </w:lvl>
+    <w:lvl w:ilvl="8" w:tplc="100A001B" w:tentative="1">
+      <w:start w:val="1"/>
+      <w:numFmt w:val="lowerRoman"/>
+      <w:lvlText w:val="%9."/>
+      <w:lvlJc w:val="right"/>
+      <w:pPr>
+        <w:ind w:left="6480" w:hanging="180"/>
+      </w:pPr>
+    </w:lvl>
+  </w:abstractNum>
+  <w:abstractNum w:abstractNumId="11" w15:restartNumberingAfterBreak="0">
+    <w:nsid w:val="22837637"/>
+    <w:multiLevelType w:val="hybridMultilevel"/>
+    <w:tmpl w:val="05863FEC"/>
+    <w:lvl w:ilvl="0" w:tplc="100A000F">
+      <w:start w:val="1"/>
+      <w:numFmt w:val="decimal"/>
+      <w:lvlText w:val="%1."/>
+      <w:lvlJc w:val="left"/>
+      <w:pPr>
+        <w:ind w:left="720" w:hanging="360"/>
+      </w:pPr>
+    </w:lvl>
+    <w:lvl w:ilvl="1" w:tplc="100A0019" w:tentative="1">
+      <w:start w:val="1"/>
+      <w:numFmt w:val="lowerLetter"/>
+      <w:lvlText w:val="%2."/>
+      <w:lvlJc w:val="left"/>
+      <w:pPr>
+        <w:ind w:left="1440" w:hanging="360"/>
+      </w:pPr>
+    </w:lvl>
+    <w:lvl w:ilvl="2" w:tplc="100A001B" w:tentative="1">
+      <w:start w:val="1"/>
+      <w:numFmt w:val="lowerRoman"/>
+      <w:lvlText w:val="%3."/>
+      <w:lvlJc w:val="right"/>
+      <w:pPr>
+        <w:ind w:left="2160" w:hanging="180"/>
+      </w:pPr>
+    </w:lvl>
+    <w:lvl w:ilvl="3" w:tplc="100A000F" w:tentative="1">
+      <w:start w:val="1"/>
+      <w:numFmt w:val="decimal"/>
+      <w:lvlText w:val="%4."/>
+      <w:lvlJc w:val="left"/>
+      <w:pPr>
+        <w:ind w:left="2880" w:hanging="360"/>
+      </w:pPr>
+    </w:lvl>
+    <w:lvl w:ilvl="4" w:tplc="100A0019" w:tentative="1">
+      <w:start w:val="1"/>
+      <w:numFmt w:val="lowerLetter"/>
+      <w:lvlText w:val="%5."/>
+      <w:lvlJc w:val="left"/>
+      <w:pPr>
+        <w:ind w:left="3600" w:hanging="360"/>
+      </w:pPr>
+    </w:lvl>
+    <w:lvl w:ilvl="5" w:tplc="100A001B" w:tentative="1">
+      <w:start w:val="1"/>
+      <w:numFmt w:val="lowerRoman"/>
+      <w:lvlText w:val="%6."/>
+      <w:lvlJc w:val="right"/>
+      <w:pPr>
+        <w:ind w:left="4320" w:hanging="180"/>
+      </w:pPr>
+    </w:lvl>
+    <w:lvl w:ilvl="6" w:tplc="100A000F" w:tentative="1">
+      <w:start w:val="1"/>
+      <w:numFmt w:val="decimal"/>
+      <w:lvlText w:val="%7."/>
+      <w:lvlJc w:val="left"/>
+      <w:pPr>
+        <w:ind w:left="5040" w:hanging="360"/>
+      </w:pPr>
+    </w:lvl>
+    <w:lvl w:ilvl="7" w:tplc="100A0019" w:tentative="1">
+      <w:start w:val="1"/>
+      <w:numFmt w:val="lowerLetter"/>
+      <w:lvlText w:val="%8."/>
+      <w:lvlJc w:val="left"/>
+      <w:pPr>
+        <w:ind w:left="5760" w:hanging="360"/>
+      </w:pPr>
+    </w:lvl>
+    <w:lvl w:ilvl="8" w:tplc="100A001B" w:tentative="1">
+      <w:start w:val="1"/>
+      <w:numFmt w:val="lowerRoman"/>
+      <w:lvlText w:val="%9."/>
+      <w:lvlJc w:val="right"/>
+      <w:pPr>
+        <w:ind w:left="6480" w:hanging="180"/>
+      </w:pPr>
+    </w:lvl>
+  </w:abstractNum>
+  <w:abstractNum w:abstractNumId="12" w15:restartNumberingAfterBreak="0">
     <w:nsid w:val="2EAD69B2"/>
     <w:multiLevelType w:val="singleLevel"/>
     <w:tmpl w:val="4D90F492"/>
@@ -4655,7 +5029,7 @@
       </w:pPr>
     </w:lvl>
   </w:abstractNum>
-  <w:abstractNum w:abstractNumId="10" w15:restartNumberingAfterBreak="0">
+  <w:abstractNum w:abstractNumId="13" w15:restartNumberingAfterBreak="0">
     <w:nsid w:val="3A0A5BE7"/>
     <w:multiLevelType w:val="hybridMultilevel"/>
     <w:tmpl w:val="0AA0074A"/>
@@ -4744,7 +5118,7 @@
       </w:pPr>
     </w:lvl>
   </w:abstractNum>
-  <w:abstractNum w:abstractNumId="11" w15:restartNumberingAfterBreak="0">
+  <w:abstractNum w:abstractNumId="14" w15:restartNumberingAfterBreak="0">
     <w:nsid w:val="3D216DD9"/>
     <w:multiLevelType w:val="hybridMultilevel"/>
     <w:tmpl w:val="61B6E42C"/>
@@ -4833,7 +5207,7 @@
       </w:pPr>
     </w:lvl>
   </w:abstractNum>
-  <w:abstractNum w:abstractNumId="12" w15:restartNumberingAfterBreak="0">
+  <w:abstractNum w:abstractNumId="15" w15:restartNumberingAfterBreak="0">
     <w:nsid w:val="3D441E1C"/>
     <w:multiLevelType w:val="multilevel"/>
     <w:tmpl w:val="0409001F"/>
@@ -4922,7 +5296,7 @@
       </w:pPr>
     </w:lvl>
   </w:abstractNum>
-  <w:abstractNum w:abstractNumId="13" w15:restartNumberingAfterBreak="0">
+  <w:abstractNum w:abstractNumId="16" w15:restartNumberingAfterBreak="0">
     <w:nsid w:val="433C1667"/>
     <w:multiLevelType w:val="hybridMultilevel"/>
     <w:tmpl w:val="29CCE532"/>
@@ -5008,7 +5382,7 @@
       </w:pPr>
     </w:lvl>
   </w:abstractNum>
-  <w:abstractNum w:abstractNumId="14" w15:restartNumberingAfterBreak="0">
+  <w:abstractNum w:abstractNumId="17" w15:restartNumberingAfterBreak="0">
     <w:nsid w:val="468E7701"/>
     <w:multiLevelType w:val="multilevel"/>
     <w:tmpl w:val="85A0DEC6"/>
@@ -5157,7 +5531,7 @@
       </w:rPr>
     </w:lvl>
   </w:abstractNum>
-  <w:abstractNum w:abstractNumId="15" w15:restartNumberingAfterBreak="0">
+  <w:abstractNum w:abstractNumId="18" w15:restartNumberingAfterBreak="0">
     <w:nsid w:val="47571CF2"/>
     <w:multiLevelType w:val="hybridMultilevel"/>
     <w:tmpl w:val="FEBADBA0"/>
@@ -5243,7 +5617,7 @@
       </w:pPr>
     </w:lvl>
   </w:abstractNum>
-  <w:abstractNum w:abstractNumId="16" w15:restartNumberingAfterBreak="0">
+  <w:abstractNum w:abstractNumId="19" w15:restartNumberingAfterBreak="0">
     <w:nsid w:val="4E5005E9"/>
     <w:multiLevelType w:val="hybridMultilevel"/>
     <w:tmpl w:val="97AAC656"/>
@@ -5332,7 +5706,93 @@
       </w:pPr>
     </w:lvl>
   </w:abstractNum>
-  <w:abstractNum w:abstractNumId="17" w15:restartNumberingAfterBreak="0">
+  <w:abstractNum w:abstractNumId="20" w15:restartNumberingAfterBreak="0">
+    <w:nsid w:val="574CE99D"/>
+    <w:multiLevelType w:val="hybridMultilevel"/>
+    <w:tmpl w:val="05863FEC"/>
+    <w:lvl w:ilvl="0" w:tplc="100A000F">
+      <w:start w:val="1"/>
+      <w:numFmt w:val="decimal"/>
+      <w:lvlText w:val="%1."/>
+      <w:lvlJc w:val="left"/>
+      <w:pPr>
+        <w:ind w:left="720" w:hanging="360"/>
+      </w:pPr>
+    </w:lvl>
+    <w:lvl w:ilvl="1" w:tplc="100A0019" w:tentative="1">
+      <w:start w:val="1"/>
+      <w:numFmt w:val="lowerLetter"/>
+      <w:lvlText w:val="%2."/>
+      <w:lvlJc w:val="left"/>
+      <w:pPr>
+        <w:ind w:left="1440" w:hanging="360"/>
+      </w:pPr>
+    </w:lvl>
+    <w:lvl w:ilvl="2" w:tplc="100A001B" w:tentative="1">
+      <w:start w:val="1"/>
+      <w:numFmt w:val="lowerRoman"/>
+      <w:lvlText w:val="%3."/>
+      <w:lvlJc w:val="right"/>
+      <w:pPr>
+        <w:ind w:left="2160" w:hanging="180"/>
+      </w:pPr>
+    </w:lvl>
+    <w:lvl w:ilvl="3" w:tplc="100A000F" w:tentative="1">
+      <w:start w:val="1"/>
+      <w:numFmt w:val="decimal"/>
+      <w:lvlText w:val="%4."/>
+      <w:lvlJc w:val="left"/>
+      <w:pPr>
+        <w:ind w:left="2880" w:hanging="360"/>
+      </w:pPr>
+    </w:lvl>
+    <w:lvl w:ilvl="4" w:tplc="100A0019" w:tentative="1">
+      <w:start w:val="1"/>
+      <w:numFmt w:val="lowerLetter"/>
+      <w:lvlText w:val="%5."/>
+      <w:lvlJc w:val="left"/>
+      <w:pPr>
+        <w:ind w:left="3600" w:hanging="360"/>
+      </w:pPr>
+    </w:lvl>
+    <w:lvl w:ilvl="5" w:tplc="100A001B" w:tentative="1">
+      <w:start w:val="1"/>
+      <w:numFmt w:val="lowerRoman"/>
+      <w:lvlText w:val="%6."/>
+      <w:lvlJc w:val="right"/>
+      <w:pPr>
+        <w:ind w:left="4320" w:hanging="180"/>
+      </w:pPr>
+    </w:lvl>
+    <w:lvl w:ilvl="6" w:tplc="100A000F" w:tentative="1">
+      <w:start w:val="1"/>
+      <w:numFmt w:val="decimal"/>
+      <w:lvlText w:val="%7."/>
+      <w:lvlJc w:val="left"/>
+      <w:pPr>
+        <w:ind w:left="5040" w:hanging="360"/>
+      </w:pPr>
+    </w:lvl>
+    <w:lvl w:ilvl="7" w:tplc="100A0019" w:tentative="1">
+      <w:start w:val="1"/>
+      <w:numFmt w:val="lowerLetter"/>
+      <w:lvlText w:val="%8."/>
+      <w:lvlJc w:val="left"/>
+      <w:pPr>
+        <w:ind w:left="5760" w:hanging="360"/>
+      </w:pPr>
+    </w:lvl>
+    <w:lvl w:ilvl="8" w:tplc="100A001B" w:tentative="1">
+      <w:start w:val="1"/>
+      <w:numFmt w:val="lowerRoman"/>
+      <w:lvlText w:val="%9."/>
+      <w:lvlJc w:val="right"/>
+      <w:pPr>
+        <w:ind w:left="6480" w:hanging="180"/>
+      </w:pPr>
+    </w:lvl>
+  </w:abstractNum>
+  <w:abstractNum w:abstractNumId="21" w15:restartNumberingAfterBreak="0">
     <w:nsid w:val="5C8A5CBA"/>
     <w:multiLevelType w:val="hybridMultilevel"/>
     <w:tmpl w:val="05863FEC"/>
@@ -5418,7 +5878,265 @@
       </w:pPr>
     </w:lvl>
   </w:abstractNum>
-  <w:abstractNum w:abstractNumId="18" w15:restartNumberingAfterBreak="0">
+  <w:abstractNum w:abstractNumId="22" w15:restartNumberingAfterBreak="0">
+    <w:nsid w:val="5ED4954C"/>
+    <w:multiLevelType w:val="hybridMultilevel"/>
+    <w:tmpl w:val="05863FEC"/>
+    <w:lvl w:ilvl="0" w:tplc="100A000F">
+      <w:start w:val="1"/>
+      <w:numFmt w:val="decimal"/>
+      <w:lvlText w:val="%1."/>
+      <w:lvlJc w:val="left"/>
+      <w:pPr>
+        <w:ind w:left="720" w:hanging="360"/>
+      </w:pPr>
+    </w:lvl>
+    <w:lvl w:ilvl="1" w:tplc="100A0019" w:tentative="1">
+      <w:start w:val="1"/>
+      <w:numFmt w:val="lowerLetter"/>
+      <w:lvlText w:val="%2."/>
+      <w:lvlJc w:val="left"/>
+      <w:pPr>
+        <w:ind w:left="1440" w:hanging="360"/>
+      </w:pPr>
+    </w:lvl>
+    <w:lvl w:ilvl="2" w:tplc="100A001B" w:tentative="1">
+      <w:start w:val="1"/>
+      <w:numFmt w:val="lowerRoman"/>
+      <w:lvlText w:val="%3."/>
+      <w:lvlJc w:val="right"/>
+      <w:pPr>
+        <w:ind w:left="2160" w:hanging="180"/>
+      </w:pPr>
+    </w:lvl>
+    <w:lvl w:ilvl="3" w:tplc="100A000F" w:tentative="1">
+      <w:start w:val="1"/>
+      <w:numFmt w:val="decimal"/>
+      <w:lvlText w:val="%4."/>
+      <w:lvlJc w:val="left"/>
+      <w:pPr>
+        <w:ind w:left="2880" w:hanging="360"/>
+      </w:pPr>
+    </w:lvl>
+    <w:lvl w:ilvl="4" w:tplc="100A0019" w:tentative="1">
+      <w:start w:val="1"/>
+      <w:numFmt w:val="lowerLetter"/>
+      <w:lvlText w:val="%5."/>
+      <w:lvlJc w:val="left"/>
+      <w:pPr>
+        <w:ind w:left="3600" w:hanging="360"/>
+      </w:pPr>
+    </w:lvl>
+    <w:lvl w:ilvl="5" w:tplc="100A001B" w:tentative="1">
+      <w:start w:val="1"/>
+      <w:numFmt w:val="lowerRoman"/>
+      <w:lvlText w:val="%6."/>
+      <w:lvlJc w:val="right"/>
+      <w:pPr>
+        <w:ind w:left="4320" w:hanging="180"/>
+      </w:pPr>
+    </w:lvl>
+    <w:lvl w:ilvl="6" w:tplc="100A000F" w:tentative="1">
+      <w:start w:val="1"/>
+      <w:numFmt w:val="decimal"/>
+      <w:lvlText w:val="%7."/>
+      <w:lvlJc w:val="left"/>
+      <w:pPr>
+        <w:ind w:left="5040" w:hanging="360"/>
+      </w:pPr>
+    </w:lvl>
+    <w:lvl w:ilvl="7" w:tplc="100A0019" w:tentative="1">
+      <w:start w:val="1"/>
+      <w:numFmt w:val="lowerLetter"/>
+      <w:lvlText w:val="%8."/>
+      <w:lvlJc w:val="left"/>
+      <w:pPr>
+        <w:ind w:left="5760" w:hanging="360"/>
+      </w:pPr>
+    </w:lvl>
+    <w:lvl w:ilvl="8" w:tplc="100A001B" w:tentative="1">
+      <w:start w:val="1"/>
+      <w:numFmt w:val="lowerRoman"/>
+      <w:lvlText w:val="%9."/>
+      <w:lvlJc w:val="right"/>
+      <w:pPr>
+        <w:ind w:left="6480" w:hanging="180"/>
+      </w:pPr>
+    </w:lvl>
+  </w:abstractNum>
+  <w:abstractNum w:abstractNumId="23" w15:restartNumberingAfterBreak="0">
+    <w:nsid w:val="63F57CD4"/>
+    <w:multiLevelType w:val="hybridMultilevel"/>
+    <w:tmpl w:val="05863FEC"/>
+    <w:lvl w:ilvl="0" w:tplc="100A000F">
+      <w:start w:val="1"/>
+      <w:numFmt w:val="decimal"/>
+      <w:lvlText w:val="%1."/>
+      <w:lvlJc w:val="left"/>
+      <w:pPr>
+        <w:ind w:left="720" w:hanging="360"/>
+      </w:pPr>
+    </w:lvl>
+    <w:lvl w:ilvl="1" w:tplc="100A0019" w:tentative="1">
+      <w:start w:val="1"/>
+      <w:numFmt w:val="lowerLetter"/>
+      <w:lvlText w:val="%2."/>
+      <w:lvlJc w:val="left"/>
+      <w:pPr>
+        <w:ind w:left="1440" w:hanging="360"/>
+      </w:pPr>
+    </w:lvl>
+    <w:lvl w:ilvl="2" w:tplc="100A001B" w:tentative="1">
+      <w:start w:val="1"/>
+      <w:numFmt w:val="lowerRoman"/>
+      <w:lvlText w:val="%3."/>
+      <w:lvlJc w:val="right"/>
+      <w:pPr>
+        <w:ind w:left="2160" w:hanging="180"/>
+      </w:pPr>
+    </w:lvl>
+    <w:lvl w:ilvl="3" w:tplc="100A000F" w:tentative="1">
+      <w:start w:val="1"/>
+      <w:numFmt w:val="decimal"/>
+      <w:lvlText w:val="%4."/>
+      <w:lvlJc w:val="left"/>
+      <w:pPr>
+        <w:ind w:left="2880" w:hanging="360"/>
+      </w:pPr>
+    </w:lvl>
+    <w:lvl w:ilvl="4" w:tplc="100A0019" w:tentative="1">
+      <w:start w:val="1"/>
+      <w:numFmt w:val="lowerLetter"/>
+      <w:lvlText w:val="%5."/>
+      <w:lvlJc w:val="left"/>
+      <w:pPr>
+        <w:ind w:left="3600" w:hanging="360"/>
+      </w:pPr>
+    </w:lvl>
+    <w:lvl w:ilvl="5" w:tplc="100A001B" w:tentative="1">
+      <w:start w:val="1"/>
+      <w:numFmt w:val="lowerRoman"/>
+      <w:lvlText w:val="%6."/>
+      <w:lvlJc w:val="right"/>
+      <w:pPr>
+        <w:ind w:left="4320" w:hanging="180"/>
+      </w:pPr>
+    </w:lvl>
+    <w:lvl w:ilvl="6" w:tplc="100A000F" w:tentative="1">
+      <w:start w:val="1"/>
+      <w:numFmt w:val="decimal"/>
+      <w:lvlText w:val="%7."/>
+      <w:lvlJc w:val="left"/>
+      <w:pPr>
+        <w:ind w:left="5040" w:hanging="360"/>
+      </w:pPr>
+    </w:lvl>
+    <w:lvl w:ilvl="7" w:tplc="100A0019" w:tentative="1">
+      <w:start w:val="1"/>
+      <w:numFmt w:val="lowerLetter"/>
+      <w:lvlText w:val="%8."/>
+      <w:lvlJc w:val="left"/>
+      <w:pPr>
+        <w:ind w:left="5760" w:hanging="360"/>
+      </w:pPr>
+    </w:lvl>
+    <w:lvl w:ilvl="8" w:tplc="100A001B" w:tentative="1">
+      <w:start w:val="1"/>
+      <w:numFmt w:val="lowerRoman"/>
+      <w:lvlText w:val="%9."/>
+      <w:lvlJc w:val="right"/>
+      <w:pPr>
+        <w:ind w:left="6480" w:hanging="180"/>
+      </w:pPr>
+    </w:lvl>
+  </w:abstractNum>
+  <w:abstractNum w:abstractNumId="24" w15:restartNumberingAfterBreak="0">
+    <w:nsid w:val="653908D8"/>
+    <w:multiLevelType w:val="hybridMultilevel"/>
+    <w:tmpl w:val="05863FEC"/>
+    <w:lvl w:ilvl="0" w:tplc="100A000F">
+      <w:start w:val="1"/>
+      <w:numFmt w:val="decimal"/>
+      <w:lvlText w:val="%1."/>
+      <w:lvlJc w:val="left"/>
+      <w:pPr>
+        <w:ind w:left="720" w:hanging="360"/>
+      </w:pPr>
+    </w:lvl>
+    <w:lvl w:ilvl="1" w:tplc="100A0019" w:tentative="1">
+      <w:start w:val="1"/>
+      <w:numFmt w:val="lowerLetter"/>
+      <w:lvlText w:val="%2."/>
+      <w:lvlJc w:val="left"/>
+      <w:pPr>
+        <w:ind w:left="1440" w:hanging="360"/>
+      </w:pPr>
+    </w:lvl>
+    <w:lvl w:ilvl="2" w:tplc="100A001B" w:tentative="1">
+      <w:start w:val="1"/>
+      <w:numFmt w:val="lowerRoman"/>
+      <w:lvlText w:val="%3."/>
+      <w:lvlJc w:val="right"/>
+      <w:pPr>
+        <w:ind w:left="2160" w:hanging="180"/>
+      </w:pPr>
+    </w:lvl>
+    <w:lvl w:ilvl="3" w:tplc="100A000F" w:tentative="1">
+      <w:start w:val="1"/>
+      <w:numFmt w:val="decimal"/>
+      <w:lvlText w:val="%4."/>
+      <w:lvlJc w:val="left"/>
+      <w:pPr>
+        <w:ind w:left="2880" w:hanging="360"/>
+      </w:pPr>
+    </w:lvl>
+    <w:lvl w:ilvl="4" w:tplc="100A0019" w:tentative="1">
+      <w:start w:val="1"/>
+      <w:numFmt w:val="lowerLetter"/>
+      <w:lvlText w:val="%5."/>
+      <w:lvlJc w:val="left"/>
+      <w:pPr>
+        <w:ind w:left="3600" w:hanging="360"/>
+      </w:pPr>
+    </w:lvl>
+    <w:lvl w:ilvl="5" w:tplc="100A001B" w:tentative="1">
+      <w:start w:val="1"/>
+      <w:numFmt w:val="lowerRoman"/>
+      <w:lvlText w:val="%6."/>
+      <w:lvlJc w:val="right"/>
+      <w:pPr>
+        <w:ind w:left="4320" w:hanging="180"/>
+      </w:pPr>
+    </w:lvl>
+    <w:lvl w:ilvl="6" w:tplc="100A000F" w:tentative="1">
+      <w:start w:val="1"/>
+      <w:numFmt w:val="decimal"/>
+      <w:lvlText w:val="%7."/>
+      <w:lvlJc w:val="left"/>
+      <w:pPr>
+        <w:ind w:left="5040" w:hanging="360"/>
+      </w:pPr>
+    </w:lvl>
+    <w:lvl w:ilvl="7" w:tplc="100A0019" w:tentative="1">
+      <w:start w:val="1"/>
+      <w:numFmt w:val="lowerLetter"/>
+      <w:lvlText w:val="%8."/>
+      <w:lvlJc w:val="left"/>
+      <w:pPr>
+        <w:ind w:left="5760" w:hanging="360"/>
+      </w:pPr>
+    </w:lvl>
+    <w:lvl w:ilvl="8" w:tplc="100A001B" w:tentative="1">
+      <w:start w:val="1"/>
+      <w:numFmt w:val="lowerRoman"/>
+      <w:lvlText w:val="%9."/>
+      <w:lvlJc w:val="right"/>
+      <w:pPr>
+        <w:ind w:left="6480" w:hanging="180"/>
+      </w:pPr>
+    </w:lvl>
+  </w:abstractNum>
+  <w:abstractNum w:abstractNumId="25" w15:restartNumberingAfterBreak="0">
     <w:nsid w:val="70926623"/>
     <w:multiLevelType w:val="hybridMultilevel"/>
     <w:tmpl w:val="59F69580"/>
@@ -5507,7 +6225,7 @@
       </w:pPr>
     </w:lvl>
   </w:abstractNum>
-  <w:abstractNum w:abstractNumId="19" w15:restartNumberingAfterBreak="0">
+  <w:abstractNum w:abstractNumId="26" w15:restartNumberingAfterBreak="0">
     <w:nsid w:val="73112FDD"/>
     <w:multiLevelType w:val="hybridMultilevel"/>
     <w:tmpl w:val="FEBADBA0"/>
@@ -5593,7 +6311,7 @@
       </w:pPr>
     </w:lvl>
   </w:abstractNum>
-  <w:abstractNum w:abstractNumId="20" w15:restartNumberingAfterBreak="0">
+  <w:abstractNum w:abstractNumId="27" w15:restartNumberingAfterBreak="0">
     <w:nsid w:val="757B3DE1"/>
     <w:multiLevelType w:val="hybridMultilevel"/>
     <w:tmpl w:val="97AAC656"/>
@@ -5682,7 +6400,7 @@
       </w:pPr>
     </w:lvl>
   </w:abstractNum>
-  <w:abstractNum w:abstractNumId="21" w15:restartNumberingAfterBreak="0">
+  <w:abstractNum w:abstractNumId="28" w15:restartNumberingAfterBreak="0">
     <w:nsid w:val="77F5392A"/>
     <w:multiLevelType w:val="hybridMultilevel"/>
     <w:tmpl w:val="6E72A7EA"/>
@@ -5771,7 +6489,7 @@
       </w:pPr>
     </w:lvl>
   </w:abstractNum>
-  <w:abstractNum w:abstractNumId="22" w15:restartNumberingAfterBreak="0">
+  <w:abstractNum w:abstractNumId="29" w15:restartNumberingAfterBreak="0">
     <w:nsid w:val="7A492679"/>
     <w:multiLevelType w:val="hybridMultilevel"/>
     <w:tmpl w:val="45E6E7B8"/>
@@ -5860,7 +6578,7 @@
       </w:pPr>
     </w:lvl>
   </w:abstractNum>
-  <w:abstractNum w:abstractNumId="23" w15:restartNumberingAfterBreak="0">
+  <w:abstractNum w:abstractNumId="30" w15:restartNumberingAfterBreak="0">
     <w:nsid w:val="7EA42152"/>
     <w:multiLevelType w:val="multilevel"/>
     <w:tmpl w:val="100A001F"/>
@@ -5946,610 +6664,8 @@
       </w:pPr>
     </w:lvl>
   </w:abstractNum>
-  <w:abstractNum w:abstractNumId="24" w15:restartNumberingAfterBreak="0">
-    <w:nsid w:val="1EB581B5"/>
-    <w:multiLevelType w:val="hybridMultilevel"/>
-    <w:tmpl w:val="05863FEC"/>
-    <w:lvl w:ilvl="0" w:tplc="100A000F">
-      <w:start w:val="1"/>
-      <w:numFmt w:val="decimal"/>
-      <w:lvlText w:val="%1."/>
-      <w:lvlJc w:val="left"/>
-      <w:pPr>
-        <w:ind w:left="720" w:hanging="360"/>
-      </w:pPr>
-    </w:lvl>
-    <w:lvl w:ilvl="1" w:tplc="100A0019" w:tentative="1">
-      <w:start w:val="1"/>
-      <w:numFmt w:val="lowerLetter"/>
-      <w:lvlText w:val="%2."/>
-      <w:lvlJc w:val="left"/>
-      <w:pPr>
-        <w:ind w:left="1440" w:hanging="360"/>
-      </w:pPr>
-    </w:lvl>
-    <w:lvl w:ilvl="2" w:tplc="100A001B" w:tentative="1">
-      <w:start w:val="1"/>
-      <w:numFmt w:val="lowerRoman"/>
-      <w:lvlText w:val="%3."/>
-      <w:lvlJc w:val="right"/>
-      <w:pPr>
-        <w:ind w:left="2160" w:hanging="180"/>
-      </w:pPr>
-    </w:lvl>
-    <w:lvl w:ilvl="3" w:tplc="100A000F" w:tentative="1">
-      <w:start w:val="1"/>
-      <w:numFmt w:val="decimal"/>
-      <w:lvlText w:val="%4."/>
-      <w:lvlJc w:val="left"/>
-      <w:pPr>
-        <w:ind w:left="2880" w:hanging="360"/>
-      </w:pPr>
-    </w:lvl>
-    <w:lvl w:ilvl="4" w:tplc="100A0019" w:tentative="1">
-      <w:start w:val="1"/>
-      <w:numFmt w:val="lowerLetter"/>
-      <w:lvlText w:val="%5."/>
-      <w:lvlJc w:val="left"/>
-      <w:pPr>
-        <w:ind w:left="3600" w:hanging="360"/>
-      </w:pPr>
-    </w:lvl>
-    <w:lvl w:ilvl="5" w:tplc="100A001B" w:tentative="1">
-      <w:start w:val="1"/>
-      <w:numFmt w:val="lowerRoman"/>
-      <w:lvlText w:val="%6."/>
-      <w:lvlJc w:val="right"/>
-      <w:pPr>
-        <w:ind w:left="4320" w:hanging="180"/>
-      </w:pPr>
-    </w:lvl>
-    <w:lvl w:ilvl="6" w:tplc="100A000F" w:tentative="1">
-      <w:start w:val="1"/>
-      <w:numFmt w:val="decimal"/>
-      <w:lvlText w:val="%7."/>
-      <w:lvlJc w:val="left"/>
-      <w:pPr>
-        <w:ind w:left="5040" w:hanging="360"/>
-      </w:pPr>
-    </w:lvl>
-    <w:lvl w:ilvl="7" w:tplc="100A0019" w:tentative="1">
-      <w:start w:val="1"/>
-      <w:numFmt w:val="lowerLetter"/>
-      <w:lvlText w:val="%8."/>
-      <w:lvlJc w:val="left"/>
-      <w:pPr>
-        <w:ind w:left="5760" w:hanging="360"/>
-      </w:pPr>
-    </w:lvl>
-    <w:lvl w:ilvl="8" w:tplc="100A001B" w:tentative="1">
-      <w:start w:val="1"/>
-      <w:numFmt w:val="lowerRoman"/>
-      <w:lvlText w:val="%9."/>
-      <w:lvlJc w:val="right"/>
-      <w:pPr>
-        <w:ind w:left="6480" w:hanging="180"/>
-      </w:pPr>
-    </w:lvl>
-  </w:abstractNum>
-  <w:abstractNum w:abstractNumId="25" w15:restartNumberingAfterBreak="0">
-    <w:nsid w:val="1F79F5C4"/>
-    <w:multiLevelType w:val="hybridMultilevel"/>
-    <w:tmpl w:val="05863FEC"/>
-    <w:lvl w:ilvl="0" w:tplc="100A000F">
-      <w:start w:val="1"/>
-      <w:numFmt w:val="decimal"/>
-      <w:lvlText w:val="%1."/>
-      <w:lvlJc w:val="left"/>
-      <w:pPr>
-        <w:ind w:left="720" w:hanging="360"/>
-      </w:pPr>
-    </w:lvl>
-    <w:lvl w:ilvl="1" w:tplc="100A0019" w:tentative="1">
-      <w:start w:val="1"/>
-      <w:numFmt w:val="lowerLetter"/>
-      <w:lvlText w:val="%2."/>
-      <w:lvlJc w:val="left"/>
-      <w:pPr>
-        <w:ind w:left="1440" w:hanging="360"/>
-      </w:pPr>
-    </w:lvl>
-    <w:lvl w:ilvl="2" w:tplc="100A001B" w:tentative="1">
-      <w:start w:val="1"/>
-      <w:numFmt w:val="lowerRoman"/>
-      <w:lvlText w:val="%3."/>
-      <w:lvlJc w:val="right"/>
-      <w:pPr>
-        <w:ind w:left="2160" w:hanging="180"/>
-      </w:pPr>
-    </w:lvl>
-    <w:lvl w:ilvl="3" w:tplc="100A000F" w:tentative="1">
-      <w:start w:val="1"/>
-      <w:numFmt w:val="decimal"/>
-      <w:lvlText w:val="%4."/>
-      <w:lvlJc w:val="left"/>
-      <w:pPr>
-        <w:ind w:left="2880" w:hanging="360"/>
-      </w:pPr>
-    </w:lvl>
-    <w:lvl w:ilvl="4" w:tplc="100A0019" w:tentative="1">
-      <w:start w:val="1"/>
-      <w:numFmt w:val="lowerLetter"/>
-      <w:lvlText w:val="%5."/>
-      <w:lvlJc w:val="left"/>
-      <w:pPr>
-        <w:ind w:left="3600" w:hanging="360"/>
-      </w:pPr>
-    </w:lvl>
-    <w:lvl w:ilvl="5" w:tplc="100A001B" w:tentative="1">
-      <w:start w:val="1"/>
-      <w:numFmt w:val="lowerRoman"/>
-      <w:lvlText w:val="%6."/>
-      <w:lvlJc w:val="right"/>
-      <w:pPr>
-        <w:ind w:left="4320" w:hanging="180"/>
-      </w:pPr>
-    </w:lvl>
-    <w:lvl w:ilvl="6" w:tplc="100A000F" w:tentative="1">
-      <w:start w:val="1"/>
-      <w:numFmt w:val="decimal"/>
-      <w:lvlText w:val="%7."/>
-      <w:lvlJc w:val="left"/>
-      <w:pPr>
-        <w:ind w:left="5040" w:hanging="360"/>
-      </w:pPr>
-    </w:lvl>
-    <w:lvl w:ilvl="7" w:tplc="100A0019" w:tentative="1">
-      <w:start w:val="1"/>
-      <w:numFmt w:val="lowerLetter"/>
-      <w:lvlText w:val="%8."/>
-      <w:lvlJc w:val="left"/>
-      <w:pPr>
-        <w:ind w:left="5760" w:hanging="360"/>
-      </w:pPr>
-    </w:lvl>
-    <w:lvl w:ilvl="8" w:tplc="100A001B" w:tentative="1">
-      <w:start w:val="1"/>
-      <w:numFmt w:val="lowerRoman"/>
-      <w:lvlText w:val="%9."/>
-      <w:lvlJc w:val="right"/>
-      <w:pPr>
-        <w:ind w:left="6480" w:hanging="180"/>
-      </w:pPr>
-    </w:lvl>
-  </w:abstractNum>
-  <w:abstractNum w:abstractNumId="26" w15:restartNumberingAfterBreak="0">
-    <w:nsid w:val="63F57CD4"/>
-    <w:multiLevelType w:val="hybridMultilevel"/>
-    <w:tmpl w:val="05863FEC"/>
-    <w:lvl w:ilvl="0" w:tplc="100A000F">
-      <w:start w:val="1"/>
-      <w:numFmt w:val="decimal"/>
-      <w:lvlText w:val="%1."/>
-      <w:lvlJc w:val="left"/>
-      <w:pPr>
-        <w:ind w:left="720" w:hanging="360"/>
-      </w:pPr>
-    </w:lvl>
-    <w:lvl w:ilvl="1" w:tplc="100A0019" w:tentative="1">
-      <w:start w:val="1"/>
-      <w:numFmt w:val="lowerLetter"/>
-      <w:lvlText w:val="%2."/>
-      <w:lvlJc w:val="left"/>
-      <w:pPr>
-        <w:ind w:left="1440" w:hanging="360"/>
-      </w:pPr>
-    </w:lvl>
-    <w:lvl w:ilvl="2" w:tplc="100A001B" w:tentative="1">
-      <w:start w:val="1"/>
-      <w:numFmt w:val="lowerRoman"/>
-      <w:lvlText w:val="%3."/>
-      <w:lvlJc w:val="right"/>
-      <w:pPr>
-        <w:ind w:left="2160" w:hanging="180"/>
-      </w:pPr>
-    </w:lvl>
-    <w:lvl w:ilvl="3" w:tplc="100A000F" w:tentative="1">
-      <w:start w:val="1"/>
-      <w:numFmt w:val="decimal"/>
-      <w:lvlText w:val="%4."/>
-      <w:lvlJc w:val="left"/>
-      <w:pPr>
-        <w:ind w:left="2880" w:hanging="360"/>
-      </w:pPr>
-    </w:lvl>
-    <w:lvl w:ilvl="4" w:tplc="100A0019" w:tentative="1">
-      <w:start w:val="1"/>
-      <w:numFmt w:val="lowerLetter"/>
-      <w:lvlText w:val="%5."/>
-      <w:lvlJc w:val="left"/>
-      <w:pPr>
-        <w:ind w:left="3600" w:hanging="360"/>
-      </w:pPr>
-    </w:lvl>
-    <w:lvl w:ilvl="5" w:tplc="100A001B" w:tentative="1">
-      <w:start w:val="1"/>
-      <w:numFmt w:val="lowerRoman"/>
-      <w:lvlText w:val="%6."/>
-      <w:lvlJc w:val="right"/>
-      <w:pPr>
-        <w:ind w:left="4320" w:hanging="180"/>
-      </w:pPr>
-    </w:lvl>
-    <w:lvl w:ilvl="6" w:tplc="100A000F" w:tentative="1">
-      <w:start w:val="1"/>
-      <w:numFmt w:val="decimal"/>
-      <w:lvlText w:val="%7."/>
-      <w:lvlJc w:val="left"/>
-      <w:pPr>
-        <w:ind w:left="5040" w:hanging="360"/>
-      </w:pPr>
-    </w:lvl>
-    <w:lvl w:ilvl="7" w:tplc="100A0019" w:tentative="1">
-      <w:start w:val="1"/>
-      <w:numFmt w:val="lowerLetter"/>
-      <w:lvlText w:val="%8."/>
-      <w:lvlJc w:val="left"/>
-      <w:pPr>
-        <w:ind w:left="5760" w:hanging="360"/>
-      </w:pPr>
-    </w:lvl>
-    <w:lvl w:ilvl="8" w:tplc="100A001B" w:tentative="1">
-      <w:start w:val="1"/>
-      <w:numFmt w:val="lowerRoman"/>
-      <w:lvlText w:val="%9."/>
-      <w:lvlJc w:val="right"/>
-      <w:pPr>
-        <w:ind w:left="6480" w:hanging="180"/>
-      </w:pPr>
-    </w:lvl>
-  </w:abstractNum>
-  <w:abstractNum w:abstractNumId="27" w15:restartNumberingAfterBreak="0">
-    <w:nsid w:val="5ED4954C"/>
-    <w:multiLevelType w:val="hybridMultilevel"/>
-    <w:tmpl w:val="05863FEC"/>
-    <w:lvl w:ilvl="0" w:tplc="100A000F">
-      <w:start w:val="1"/>
-      <w:numFmt w:val="decimal"/>
-      <w:lvlText w:val="%1."/>
-      <w:lvlJc w:val="left"/>
-      <w:pPr>
-        <w:ind w:left="720" w:hanging="360"/>
-      </w:pPr>
-    </w:lvl>
-    <w:lvl w:ilvl="1" w:tplc="100A0019" w:tentative="1">
-      <w:start w:val="1"/>
-      <w:numFmt w:val="lowerLetter"/>
-      <w:lvlText w:val="%2."/>
-      <w:lvlJc w:val="left"/>
-      <w:pPr>
-        <w:ind w:left="1440" w:hanging="360"/>
-      </w:pPr>
-    </w:lvl>
-    <w:lvl w:ilvl="2" w:tplc="100A001B" w:tentative="1">
-      <w:start w:val="1"/>
-      <w:numFmt w:val="lowerRoman"/>
-      <w:lvlText w:val="%3."/>
-      <w:lvlJc w:val="right"/>
-      <w:pPr>
-        <w:ind w:left="2160" w:hanging="180"/>
-      </w:pPr>
-    </w:lvl>
-    <w:lvl w:ilvl="3" w:tplc="100A000F" w:tentative="1">
-      <w:start w:val="1"/>
-      <w:numFmt w:val="decimal"/>
-      <w:lvlText w:val="%4."/>
-      <w:lvlJc w:val="left"/>
-      <w:pPr>
-        <w:ind w:left="2880" w:hanging="360"/>
-      </w:pPr>
-    </w:lvl>
-    <w:lvl w:ilvl="4" w:tplc="100A0019" w:tentative="1">
-      <w:start w:val="1"/>
-      <w:numFmt w:val="lowerLetter"/>
-      <w:lvlText w:val="%5."/>
-      <w:lvlJc w:val="left"/>
-      <w:pPr>
-        <w:ind w:left="3600" w:hanging="360"/>
-      </w:pPr>
-    </w:lvl>
-    <w:lvl w:ilvl="5" w:tplc="100A001B" w:tentative="1">
-      <w:start w:val="1"/>
-      <w:numFmt w:val="lowerRoman"/>
-      <w:lvlText w:val="%6."/>
-      <w:lvlJc w:val="right"/>
-      <w:pPr>
-        <w:ind w:left="4320" w:hanging="180"/>
-      </w:pPr>
-    </w:lvl>
-    <w:lvl w:ilvl="6" w:tplc="100A000F" w:tentative="1">
-      <w:start w:val="1"/>
-      <w:numFmt w:val="decimal"/>
-      <w:lvlText w:val="%7."/>
-      <w:lvlJc w:val="left"/>
-      <w:pPr>
-        <w:ind w:left="5040" w:hanging="360"/>
-      </w:pPr>
-    </w:lvl>
-    <w:lvl w:ilvl="7" w:tplc="100A0019" w:tentative="1">
-      <w:start w:val="1"/>
-      <w:numFmt w:val="lowerLetter"/>
-      <w:lvlText w:val="%8."/>
-      <w:lvlJc w:val="left"/>
-      <w:pPr>
-        <w:ind w:left="5760" w:hanging="360"/>
-      </w:pPr>
-    </w:lvl>
-    <w:lvl w:ilvl="8" w:tplc="100A001B" w:tentative="1">
-      <w:start w:val="1"/>
-      <w:numFmt w:val="lowerRoman"/>
-      <w:lvlText w:val="%9."/>
-      <w:lvlJc w:val="right"/>
-      <w:pPr>
-        <w:ind w:left="6480" w:hanging="180"/>
-      </w:pPr>
-    </w:lvl>
-  </w:abstractNum>
-  <w:abstractNum w:abstractNumId="28" w15:restartNumberingAfterBreak="0">
-    <w:nsid w:val="574CE99D"/>
-    <w:multiLevelType w:val="hybridMultilevel"/>
-    <w:tmpl w:val="05863FEC"/>
-    <w:lvl w:ilvl="0" w:tplc="100A000F">
-      <w:start w:val="1"/>
-      <w:numFmt w:val="decimal"/>
-      <w:lvlText w:val="%1."/>
-      <w:lvlJc w:val="left"/>
-      <w:pPr>
-        <w:ind w:left="720" w:hanging="360"/>
-      </w:pPr>
-    </w:lvl>
-    <w:lvl w:ilvl="1" w:tplc="100A0019" w:tentative="1">
-      <w:start w:val="1"/>
-      <w:numFmt w:val="lowerLetter"/>
-      <w:lvlText w:val="%2."/>
-      <w:lvlJc w:val="left"/>
-      <w:pPr>
-        <w:ind w:left="1440" w:hanging="360"/>
-      </w:pPr>
-    </w:lvl>
-    <w:lvl w:ilvl="2" w:tplc="100A001B" w:tentative="1">
-      <w:start w:val="1"/>
-      <w:numFmt w:val="lowerRoman"/>
-      <w:lvlText w:val="%3."/>
-      <w:lvlJc w:val="right"/>
-      <w:pPr>
-        <w:ind w:left="2160" w:hanging="180"/>
-      </w:pPr>
-    </w:lvl>
-    <w:lvl w:ilvl="3" w:tplc="100A000F" w:tentative="1">
-      <w:start w:val="1"/>
-      <w:numFmt w:val="decimal"/>
-      <w:lvlText w:val="%4."/>
-      <w:lvlJc w:val="left"/>
-      <w:pPr>
-        <w:ind w:left="2880" w:hanging="360"/>
-      </w:pPr>
-    </w:lvl>
-    <w:lvl w:ilvl="4" w:tplc="100A0019" w:tentative="1">
-      <w:start w:val="1"/>
-      <w:numFmt w:val="lowerLetter"/>
-      <w:lvlText w:val="%5."/>
-      <w:lvlJc w:val="left"/>
-      <w:pPr>
-        <w:ind w:left="3600" w:hanging="360"/>
-      </w:pPr>
-    </w:lvl>
-    <w:lvl w:ilvl="5" w:tplc="100A001B" w:tentative="1">
-      <w:start w:val="1"/>
-      <w:numFmt w:val="lowerRoman"/>
-      <w:lvlText w:val="%6."/>
-      <w:lvlJc w:val="right"/>
-      <w:pPr>
-        <w:ind w:left="4320" w:hanging="180"/>
-      </w:pPr>
-    </w:lvl>
-    <w:lvl w:ilvl="6" w:tplc="100A000F" w:tentative="1">
-      <w:start w:val="1"/>
-      <w:numFmt w:val="decimal"/>
-      <w:lvlText w:val="%7."/>
-      <w:lvlJc w:val="left"/>
-      <w:pPr>
-        <w:ind w:left="5040" w:hanging="360"/>
-      </w:pPr>
-    </w:lvl>
-    <w:lvl w:ilvl="7" w:tplc="100A0019" w:tentative="1">
-      <w:start w:val="1"/>
-      <w:numFmt w:val="lowerLetter"/>
-      <w:lvlText w:val="%8."/>
-      <w:lvlJc w:val="left"/>
-      <w:pPr>
-        <w:ind w:left="5760" w:hanging="360"/>
-      </w:pPr>
-    </w:lvl>
-    <w:lvl w:ilvl="8" w:tplc="100A001B" w:tentative="1">
-      <w:start w:val="1"/>
-      <w:numFmt w:val="lowerRoman"/>
-      <w:lvlText w:val="%9."/>
-      <w:lvlJc w:val="right"/>
-      <w:pPr>
-        <w:ind w:left="6480" w:hanging="180"/>
-      </w:pPr>
-    </w:lvl>
-  </w:abstractNum>
-  <w:abstractNum w:abstractNumId="29" w15:restartNumberingAfterBreak="0">
-    <w:nsid w:val="653908D8"/>
-    <w:multiLevelType w:val="hybridMultilevel"/>
-    <w:tmpl w:val="05863FEC"/>
-    <w:lvl w:ilvl="0" w:tplc="100A000F">
-      <w:start w:val="1"/>
-      <w:numFmt w:val="decimal"/>
-      <w:lvlText w:val="%1."/>
-      <w:lvlJc w:val="left"/>
-      <w:pPr>
-        <w:ind w:left="720" w:hanging="360"/>
-      </w:pPr>
-    </w:lvl>
-    <w:lvl w:ilvl="1" w:tplc="100A0019" w:tentative="1">
-      <w:start w:val="1"/>
-      <w:numFmt w:val="lowerLetter"/>
-      <w:lvlText w:val="%2."/>
-      <w:lvlJc w:val="left"/>
-      <w:pPr>
-        <w:ind w:left="1440" w:hanging="360"/>
-      </w:pPr>
-    </w:lvl>
-    <w:lvl w:ilvl="2" w:tplc="100A001B" w:tentative="1">
-      <w:start w:val="1"/>
-      <w:numFmt w:val="lowerRoman"/>
-      <w:lvlText w:val="%3."/>
-      <w:lvlJc w:val="right"/>
-      <w:pPr>
-        <w:ind w:left="2160" w:hanging="180"/>
-      </w:pPr>
-    </w:lvl>
-    <w:lvl w:ilvl="3" w:tplc="100A000F" w:tentative="1">
-      <w:start w:val="1"/>
-      <w:numFmt w:val="decimal"/>
-      <w:lvlText w:val="%4."/>
-      <w:lvlJc w:val="left"/>
-      <w:pPr>
-        <w:ind w:left="2880" w:hanging="360"/>
-      </w:pPr>
-    </w:lvl>
-    <w:lvl w:ilvl="4" w:tplc="100A0019" w:tentative="1">
-      <w:start w:val="1"/>
-      <w:numFmt w:val="lowerLetter"/>
-      <w:lvlText w:val="%5."/>
-      <w:lvlJc w:val="left"/>
-      <w:pPr>
-        <w:ind w:left="3600" w:hanging="360"/>
-      </w:pPr>
-    </w:lvl>
-    <w:lvl w:ilvl="5" w:tplc="100A001B" w:tentative="1">
-      <w:start w:val="1"/>
-      <w:numFmt w:val="lowerRoman"/>
-      <w:lvlText w:val="%6."/>
-      <w:lvlJc w:val="right"/>
-      <w:pPr>
-        <w:ind w:left="4320" w:hanging="180"/>
-      </w:pPr>
-    </w:lvl>
-    <w:lvl w:ilvl="6" w:tplc="100A000F" w:tentative="1">
-      <w:start w:val="1"/>
-      <w:numFmt w:val="decimal"/>
-      <w:lvlText w:val="%7."/>
-      <w:lvlJc w:val="left"/>
-      <w:pPr>
-        <w:ind w:left="5040" w:hanging="360"/>
-      </w:pPr>
-    </w:lvl>
-    <w:lvl w:ilvl="7" w:tplc="100A0019" w:tentative="1">
-      <w:start w:val="1"/>
-      <w:numFmt w:val="lowerLetter"/>
-      <w:lvlText w:val="%8."/>
-      <w:lvlJc w:val="left"/>
-      <w:pPr>
-        <w:ind w:left="5760" w:hanging="360"/>
-      </w:pPr>
-    </w:lvl>
-    <w:lvl w:ilvl="8" w:tplc="100A001B" w:tentative="1">
-      <w:start w:val="1"/>
-      <w:numFmt w:val="lowerRoman"/>
-      <w:lvlText w:val="%9."/>
-      <w:lvlJc w:val="right"/>
-      <w:pPr>
-        <w:ind w:left="6480" w:hanging="180"/>
-      </w:pPr>
-    </w:lvl>
-  </w:abstractNum>
-  <w:abstractNum w:abstractNumId="30" w15:restartNumberingAfterBreak="0">
-    <w:nsid w:val="22837637"/>
-    <w:multiLevelType w:val="hybridMultilevel"/>
-    <w:tmpl w:val="05863FEC"/>
-    <w:lvl w:ilvl="0" w:tplc="100A000F">
-      <w:start w:val="1"/>
-      <w:numFmt w:val="decimal"/>
-      <w:lvlText w:val="%1."/>
-      <w:lvlJc w:val="left"/>
-      <w:pPr>
-        <w:ind w:left="720" w:hanging="360"/>
-      </w:pPr>
-    </w:lvl>
-    <w:lvl w:ilvl="1" w:tplc="100A0019" w:tentative="1">
-      <w:start w:val="1"/>
-      <w:numFmt w:val="lowerLetter"/>
-      <w:lvlText w:val="%2."/>
-      <w:lvlJc w:val="left"/>
-      <w:pPr>
-        <w:ind w:left="1440" w:hanging="360"/>
-      </w:pPr>
-    </w:lvl>
-    <w:lvl w:ilvl="2" w:tplc="100A001B" w:tentative="1">
-      <w:start w:val="1"/>
-      <w:numFmt w:val="lowerRoman"/>
-      <w:lvlText w:val="%3."/>
-      <w:lvlJc w:val="right"/>
-      <w:pPr>
-        <w:ind w:left="2160" w:hanging="180"/>
-      </w:pPr>
-    </w:lvl>
-    <w:lvl w:ilvl="3" w:tplc="100A000F" w:tentative="1">
-      <w:start w:val="1"/>
-      <w:numFmt w:val="decimal"/>
-      <w:lvlText w:val="%4."/>
-      <w:lvlJc w:val="left"/>
-      <w:pPr>
-        <w:ind w:left="2880" w:hanging="360"/>
-      </w:pPr>
-    </w:lvl>
-    <w:lvl w:ilvl="4" w:tplc="100A0019" w:tentative="1">
-      <w:start w:val="1"/>
-      <w:numFmt w:val="lowerLetter"/>
-      <w:lvlText w:val="%5."/>
-      <w:lvlJc w:val="left"/>
-      <w:pPr>
-        <w:ind w:left="3600" w:hanging="360"/>
-      </w:pPr>
-    </w:lvl>
-    <w:lvl w:ilvl="5" w:tplc="100A001B" w:tentative="1">
-      <w:start w:val="1"/>
-      <w:numFmt w:val="lowerRoman"/>
-      <w:lvlText w:val="%6."/>
-      <w:lvlJc w:val="right"/>
-      <w:pPr>
-        <w:ind w:left="4320" w:hanging="180"/>
-      </w:pPr>
-    </w:lvl>
-    <w:lvl w:ilvl="6" w:tplc="100A000F" w:tentative="1">
-      <w:start w:val="1"/>
-      <w:numFmt w:val="decimal"/>
-      <w:lvlText w:val="%7."/>
-      <w:lvlJc w:val="left"/>
-      <w:pPr>
-        <w:ind w:left="5040" w:hanging="360"/>
-      </w:pPr>
-    </w:lvl>
-    <w:lvl w:ilvl="7" w:tplc="100A0019" w:tentative="1">
-      <w:start w:val="1"/>
-      <w:numFmt w:val="lowerLetter"/>
-      <w:lvlText w:val="%8."/>
-      <w:lvlJc w:val="left"/>
-      <w:pPr>
-        <w:ind w:left="5760" w:hanging="360"/>
-      </w:pPr>
-    </w:lvl>
-    <w:lvl w:ilvl="8" w:tplc="100A001B" w:tentative="1">
-      <w:start w:val="1"/>
-      <w:numFmt w:val="lowerRoman"/>
-      <w:lvlText w:val="%9."/>
-      <w:lvlJc w:val="right"/>
-      <w:pPr>
-        <w:ind w:left="6480" w:hanging="180"/>
-      </w:pPr>
-    </w:lvl>
-  </w:abstractNum>
   <w:num w:numId="1" w16cid:durableId="1131938423">
-    <w:abstractNumId w:val="14"/>
+    <w:abstractNumId w:val="17"/>
   </w:num>
   <w:num w:numId="2" w16cid:durableId="1376583901">
     <w:abstractNumId w:val="2"/>
@@ -6558,13 +6674,13 @@
     <w:abstractNumId w:val="0"/>
   </w:num>
   <w:num w:numId="4" w16cid:durableId="1543901249">
+    <w:abstractNumId w:val="15"/>
+  </w:num>
+  <w:num w:numId="5" w16cid:durableId="115224563">
     <w:abstractNumId w:val="12"/>
   </w:num>
-  <w:num w:numId="5" w16cid:durableId="115224563">
+  <w:num w:numId="6" w16cid:durableId="1201670216">
     <w:abstractNumId w:val="9"/>
-  </w:num>
-  <w:num w:numId="6" w16cid:durableId="1201670216">
-    <w:abstractNumId w:val="8"/>
   </w:num>
   <w:num w:numId="7" w16cid:durableId="236941390">
     <w:abstractNumId w:val="5"/>
@@ -6573,40 +6689,40 @@
     <w:abstractNumId w:val="7"/>
   </w:num>
   <w:num w:numId="9" w16cid:durableId="582225123">
-    <w:abstractNumId w:val="10"/>
+    <w:abstractNumId w:val="13"/>
   </w:num>
   <w:num w:numId="10" w16cid:durableId="1796755495">
-    <w:abstractNumId w:val="22"/>
+    <w:abstractNumId w:val="29"/>
   </w:num>
   <w:num w:numId="11" w16cid:durableId="472331872">
-    <w:abstractNumId w:val="16"/>
+    <w:abstractNumId w:val="19"/>
   </w:num>
   <w:num w:numId="12" w16cid:durableId="324475984">
     <w:abstractNumId w:val="1"/>
   </w:num>
   <w:num w:numId="13" w16cid:durableId="1545020146">
-    <w:abstractNumId w:val="11"/>
+    <w:abstractNumId w:val="14"/>
   </w:num>
   <w:num w:numId="14" w16cid:durableId="1126655990">
-    <w:abstractNumId w:val="18"/>
+    <w:abstractNumId w:val="25"/>
   </w:num>
   <w:num w:numId="15" w16cid:durableId="291132961">
-    <w:abstractNumId w:val="21"/>
+    <w:abstractNumId w:val="28"/>
   </w:num>
   <w:num w:numId="16" w16cid:durableId="233587339">
-    <w:abstractNumId w:val="20"/>
+    <w:abstractNumId w:val="27"/>
   </w:num>
   <w:num w:numId="17" w16cid:durableId="5065302">
-    <w:abstractNumId w:val="23"/>
+    <w:abstractNumId w:val="30"/>
   </w:num>
   <w:num w:numId="18" w16cid:durableId="1701512352">
     <w:abstractNumId w:val="4"/>
   </w:num>
   <w:num w:numId="19" w16cid:durableId="1852141663">
-    <w:abstractNumId w:val="13"/>
+    <w:abstractNumId w:val="16"/>
   </w:num>
   <w:num w:numId="20" w16cid:durableId="1633823818">
-    <w:abstractNumId w:val="17"/>
+    <w:abstractNumId w:val="21"/>
   </w:num>
   <w:num w:numId="21" w16cid:durableId="1683782107">
     <w:abstractNumId w:val="6"/>
@@ -6615,31 +6731,31 @@
     <w:abstractNumId w:val="3"/>
   </w:num>
   <w:num w:numId="23" w16cid:durableId="1403409673">
-    <w:abstractNumId w:val="19"/>
+    <w:abstractNumId w:val="26"/>
   </w:num>
   <w:num w:numId="24" w16cid:durableId="355424486">
-    <w:abstractNumId w:val="15"/>
+    <w:abstractNumId w:val="18"/>
   </w:num>
   <w:num w:numId="25" w16cid:durableId="1397797085">
+    <w:abstractNumId w:val="8"/>
+  </w:num>
+  <w:num w:numId="26" w16cid:durableId="1717947966">
+    <w:abstractNumId w:val="10"/>
+  </w:num>
+  <w:num w:numId="27" w16cid:durableId="862151061">
+    <w:abstractNumId w:val="23"/>
+  </w:num>
+  <w:num w:numId="28" w16cid:durableId="120358097">
+    <w:abstractNumId w:val="22"/>
+  </w:num>
+  <w:num w:numId="29" w16cid:durableId="238290772">
+    <w:abstractNumId w:val="20"/>
+  </w:num>
+  <w:num w:numId="30" w16cid:durableId="411760164">
     <w:abstractNumId w:val="24"/>
   </w:num>
-  <w:num w:numId="26" w16cid:durableId="1717947966">
-    <w:abstractNumId w:val="25"/>
-  </w:num>
-  <w:num w:numId="27" w16cid:durableId="862151061">
-    <w:abstractNumId w:val="26"/>
-  </w:num>
-  <w:num w:numId="28" w16cid:durableId="120358097">
-    <w:abstractNumId w:val="27"/>
-  </w:num>
-  <w:num w:numId="29" w16cid:durableId="238290772">
-    <w:abstractNumId w:val="28"/>
-  </w:num>
-  <w:num w:numId="30" w16cid:durableId="411760164">
-    <w:abstractNumId w:val="29"/>
-  </w:num>
   <w:num w:numId="31" w16cid:durableId="645707067">
-    <w:abstractNumId w:val="30"/>
+    <w:abstractNumId w:val="11"/>
   </w:num>
 </w:numbering>
 </file>

--- a/Casos de Uso/CU-07-Bandeja_Jefaturas.docx
+++ b/Casos de Uso/CU-07-Bandeja_Jefaturas.docx
@@ -453,6 +453,13 @@
                 <w:lang w:val="es-GT"/>
               </w:rPr>
             </w:pPr>
+            <w:r>
+              <w:rPr>
+                <w:noProof/>
+                <w:lang w:val="es-GT"/>
+              </w:rPr>
+              <w:t xml:space="preserve">grupo 1 Análisis de Sistemas 2</w:t>
+            </w:r>
           </w:p>
         </w:tc>
         <w:tc>
@@ -471,6 +478,13 @@
                 <w:lang w:val="es-GT"/>
               </w:rPr>
             </w:pPr>
+            <w:r>
+              <w:rPr>
+                <w:noProof/>
+                <w:lang w:val="es-GT"/>
+              </w:rPr>
+              <w:t xml:space="preserve">13/10/2026</w:t>
+            </w:r>
           </w:p>
         </w:tc>
         <w:tc>
@@ -489,6 +503,13 @@
                 <w:lang w:val="es-GT"/>
               </w:rPr>
             </w:pPr>
+            <w:r>
+              <w:rPr>
+                <w:noProof/>
+                <w:lang w:val="es-GT"/>
+              </w:rPr>
+              <w:t xml:space="preserve">Actualización de las referencias a los casos de uso renumerados</w:t>
+            </w:r>
           </w:p>
         </w:tc>
         <w:tc>
@@ -508,6 +529,13 @@
                 <w:lang w:val="es-GT"/>
               </w:rPr>
             </w:pPr>
+            <w:r>
+              <w:rPr>
+                <w:noProof/>
+                <w:lang w:val="es-GT"/>
+              </w:rPr>
+              <w:t xml:space="preserve">1.0</w:t>
+            </w:r>
           </w:p>
         </w:tc>
       </w:tr>
@@ -1782,7 +1810,7 @@
           <w:szCs w:val="20"/>
           <w:lang w:val="es-ES_tradnl"/>
         </w:rPr>
-        <w:t>CU13</w:t>
+        <w:t xml:space="preserve">CU12</w:t>
       </w:r>
     </w:p>
     <w:p>
@@ -1950,7 +1978,7 @@
           <w:szCs w:val="20"/>
           <w:lang w:val="es-ES_tradnl"/>
         </w:rPr>
-        <w:t>Ver CU15</w:t>
+        <w:t xml:space="preserve">Ver CU12</w:t>
       </w:r>
     </w:p>
     <w:p>
@@ -2551,7 +2579,7 @@
           <w:szCs w:val="20"/>
           <w:lang w:val="es-ES_tradnl"/>
         </w:rPr>
-        <w:t>Ver CU09</w:t>
+        <w:t xml:space="preserve">Ver CU08</w:t>
       </w:r>
     </w:p>
     <w:p>
@@ -2582,7 +2610,7 @@
           <w:szCs w:val="20"/>
           <w:lang w:val="es-ES_tradnl"/>
         </w:rPr>
-        <w:t>Ver CU15</w:t>
+        <w:t xml:space="preserve">Ver CU12</w:t>
       </w:r>
     </w:p>
     <w:p>
